--- a/fuentes/83710210_CF02_CFA.docx
+++ b/fuentes/83710210_CF02_CFA.docx
@@ -1,6 +1,6 @@
 
 <file path=word/document.xml><?xml version="1.0" encoding="utf-8"?>
-<w:document xmlns:wpc="http://schemas.microsoft.com/office/word/2010/wordprocessingCanvas" xmlns:cx="http://schemas.microsoft.com/office/drawing/2014/chartex" xmlns:cx1="http://schemas.microsoft.com/office/drawing/2015/9/8/chartex" xmlns:cx2="http://schemas.microsoft.com/office/drawing/2015/10/21/chartex" xmlns:cx3="http://schemas.microsoft.com/office/drawing/2016/5/9/chartex" xmlns:cx4="http://schemas.microsoft.com/office/drawing/2016/5/10/chartex" xmlns:cx5="http://schemas.microsoft.com/office/drawing/2016/5/11/chartex" xmlns:cx6="http://schemas.microsoft.com/office/drawing/2016/5/12/chartex" xmlns:cx7="http://schemas.microsoft.com/office/drawing/2016/5/13/chartex" xmlns:cx8="http://schemas.microsoft.com/office/drawing/2016/5/14/chartex" xmlns:mc="http://schemas.openxmlformats.org/markup-compatibility/2006" xmlns:aink="http://schemas.microsoft.com/office/drawing/2016/ink" xmlns:am3d="http://schemas.microsoft.com/office/drawing/2017/model3d" xmlns:o="urn:schemas-microsoft-com:office:office" xmlns:oel="http://schemas.microsoft.com/office/2019/extlst" xmlns:r="http://schemas.openxmlformats.org/officeDocument/2006/relationships" xmlns:m="http://schemas.openxmlformats.org/officeDocument/2006/math" xmlns:v="urn:schemas-microsoft-com:vml" xmlns:wp14="http://schemas.microsoft.com/office/word/2010/wordprocessingDrawing" xmlns:wp="http://schemas.openxmlformats.org/drawingml/2006/wordprocessingDrawing" xmlns:w10="urn:schemas-microsoft-com:office:word" xmlns:w="http://schemas.openxmlformats.org/wordprocessingml/2006/main" xmlns:w14="http://schemas.microsoft.com/office/word/2010/wordml" xmlns:w15="http://schemas.microsoft.com/office/word/2012/wordml" xmlns:w16cex="http://schemas.microsoft.com/office/word/2018/wordml/cex" xmlns:w16cid="http://schemas.microsoft.com/office/word/2016/wordml/cid" xmlns:w16="http://schemas.microsoft.com/office/word/2018/wordml" xmlns:w16du="http://schemas.microsoft.com/office/word/2023/wordml/word16du" xmlns:w16sdtdh="http://schemas.microsoft.com/office/word/2020/wordml/sdtdatahash" xmlns:w16sdtfl="http://schemas.microsoft.com/office/word/2024/wordml/sdtformatlock" xmlns:w16se="http://schemas.microsoft.com/office/word/2015/wordml/symex" xmlns:wpg="http://schemas.microsoft.com/office/word/2010/wordprocessingGroup" xmlns:wpi="http://schemas.microsoft.com/office/word/2010/wordprocessingInk" xmlns:wne="http://schemas.microsoft.com/office/word/2006/wordml" xmlns:wps="http://schemas.microsoft.com/office/word/2010/wordprocessingShape" mc:Ignorable="w14 w15 w16se w16cid w16 w16cex w16sdtdh w16sdtfl w16du wp14">
+<w:document xmlns:wpc="http://schemas.microsoft.com/office/word/2010/wordprocessingCanvas" xmlns:cx="http://schemas.microsoft.com/office/drawing/2014/chartex" xmlns:cx1="http://schemas.microsoft.com/office/drawing/2015/9/8/chartex" xmlns:cx2="http://schemas.microsoft.com/office/drawing/2015/10/21/chartex" xmlns:cx3="http://schemas.microsoft.com/office/drawing/2016/5/9/chartex" xmlns:cx4="http://schemas.microsoft.com/office/drawing/2016/5/10/chartex" xmlns:cx5="http://schemas.microsoft.com/office/drawing/2016/5/11/chartex" xmlns:cx6="http://schemas.microsoft.com/office/drawing/2016/5/12/chartex" xmlns:cx7="http://schemas.microsoft.com/office/drawing/2016/5/13/chartex" xmlns:cx8="http://schemas.microsoft.com/office/drawing/2016/5/14/chartex" xmlns:mc="http://schemas.openxmlformats.org/markup-compatibility/2006" xmlns:aink="http://schemas.microsoft.com/office/drawing/2016/ink" xmlns:am3d="http://schemas.microsoft.com/office/drawing/2017/model3d" xmlns:o="urn:schemas-microsoft-com:office:office" xmlns:r="http://schemas.openxmlformats.org/officeDocument/2006/relationships" xmlns:m="http://schemas.openxmlformats.org/officeDocument/2006/math" xmlns:v="urn:schemas-microsoft-com:vml" xmlns:wp14="http://schemas.microsoft.com/office/word/2010/wordprocessingDrawing" xmlns:wp="http://schemas.openxmlformats.org/drawingml/2006/wordprocessingDrawing" xmlns:w10="urn:schemas-microsoft-com:office:word" xmlns:w="http://schemas.openxmlformats.org/wordprocessingml/2006/main" xmlns:w14="http://schemas.microsoft.com/office/word/2010/wordml" xmlns:w15="http://schemas.microsoft.com/office/word/2012/wordml" xmlns:w16cex="http://schemas.microsoft.com/office/word/2018/wordml/cex" xmlns:w16cid="http://schemas.microsoft.com/office/word/2016/wordml/cid" xmlns:w16="http://schemas.microsoft.com/office/word/2018/wordml" xmlns:w16sdtdh="http://schemas.microsoft.com/office/word/2020/wordml/sdtdatahash" xmlns:w16se="http://schemas.microsoft.com/office/word/2015/wordml/symex" xmlns:wpg="http://schemas.microsoft.com/office/word/2010/wordprocessingGroup" xmlns:wpi="http://schemas.microsoft.com/office/word/2010/wordprocessingInk" xmlns:wne="http://schemas.microsoft.com/office/word/2006/wordml" xmlns:wps="http://schemas.microsoft.com/office/word/2010/wordprocessingShape" mc:Ignorable="w14 w15 w16se w16cid w16 w16cex w16sdtdh wp14">
   <w:body>
     <w:p>
       <w:pPr>
@@ -193,7 +193,7 @@
               </wp:anchor>
             </w:drawing>
           </mc:Choice>
-          <mc:Fallback>
+          <mc:Fallback xmlns:oel="http://schemas.microsoft.com/office/2019/extlst" xmlns:w16du="http://schemas.microsoft.com/office/word/2023/wordml/word16du" xmlns:w16sdtfl="http://schemas.microsoft.com/office/word/2024/wordml/sdtformatlock">
             <w:pict>
               <v:rect w14:anchorId="7DFF263A" id="Rectángulo 3" o:spid="_x0000_s1026" alt="&quot;&quot;" style="position:absolute;margin-left:0;margin-top:24.85pt;width:613.85pt;height:164.25pt;z-index:-251655168;visibility:visible;mso-wrap-style:square;mso-height-percent:0;mso-wrap-distance-left:9pt;mso-wrap-distance-top:0;mso-wrap-distance-right:9pt;mso-wrap-distance-bottom:0;mso-position-horizontal:left;mso-position-horizontal-relative:page;mso-position-vertical:absolute;mso-position-vertical-relative:text;mso-height-percent:0;mso-height-relative:margin;v-text-anchor:middle" o:gfxdata="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" fillcolor="#00314d" stroked="f" strokeweight="1pt">
                 <w10:wrap anchorx="page"/>
@@ -320,7 +320,7 @@
                 <v:stroke joinstyle="miter"/>
                 <v:path gradientshapeok="t" o:connecttype="rect"/>
               </v:shapetype>
-              <v:shape id="Cuadro de texto 2" o:spid="_x0000_s1026" type="#_x0000_t202" alt="&quot;&quot;" style="position:absolute;left:0;text-align:left;margin-left:0;margin-top:10pt;width:549pt;height:102.95pt;z-index:251663360;visibility:visible;mso-wrap-style:square;mso-width-percent:0;mso-height-percent:0;mso-wrap-distance-left:9pt;mso-wrap-distance-top:3.6pt;mso-wrap-distance-right:9pt;mso-wrap-distance-bottom:3.6pt;mso-position-horizontal:center;mso-position-horizontal-relative:margin;mso-position-vertical:absolute;mso-position-vertical-relative:text;mso-width-percent:0;mso-height-percent:0;mso-width-relative:margin;mso-height-relative:margin;v-text-anchor:top" o:gfxdata="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" filled="f" stroked="f">
+              <v:shape id="Cuadro de texto 2" o:spid="_x0000_s1026" type="#_x0000_t202" alt="&quot;&quot;" style="position:absolute;left:0;text-align:left;margin-left:0;margin-top:10pt;width:549pt;height:102.95pt;z-index:251663360;visibility:visible;mso-wrap-style:square;mso-width-percent:0;mso-height-percent:0;mso-wrap-distance-left:9pt;mso-wrap-distance-top:3.6pt;mso-wrap-distance-right:9pt;mso-wrap-distance-bottom:3.6pt;mso-position-horizontal:center;mso-position-horizontal-relative:margin;mso-position-vertical:absolute;mso-position-vertical-relative:text;mso-width-percent:0;mso-height-percent:0;mso-width-relative:margin;mso-height-relative:margin;v-text-anchor:top" o:gfxdata="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" filled="f" stroked="f">
                 <v:textbox>
                   <w:txbxContent>
                     <w:p>
@@ -566,6 +566,7 @@
           <w:docPartUnique/>
         </w:docPartObj>
       </w:sdtPr>
+      <w:sdtEndPr/>
       <w:sdtContent>
         <w:p>
           <w:pPr>
@@ -3646,6 +3647,13 @@
       </w:r>
     </w:p>
     <w:p>
+      <w:pPr>
+        <w:pStyle w:val="Prrafodelista"/>
+        <w:numPr>
+          <w:ilvl w:val="0"/>
+          <w:numId w:val="41"/>
+        </w:numPr>
+      </w:pPr>
       <w:r>
         <w:rPr>
           <w:b/>
@@ -3655,10 +3663,20 @@
         <w:t>El sensor</w:t>
       </w:r>
       <w:r>
-        <w:t xml:space="preserve">: permite captar el valor de una variable del proceso y generar una señal de salida. De acuerdo con el material de formación, el sensor recibe la magnitud física y proporciona la información al transductor. </w:t>
-      </w:r>
-    </w:p>
-    <w:p>
+        <w:t>. P</w:t>
+      </w:r>
+      <w:r>
+        <w:t xml:space="preserve">ermite captar el valor de una variable del proceso y generar una señal de salida. De acuerdo con el material de formación, el sensor recibe la magnitud física y proporciona la información al transductor. </w:t>
+      </w:r>
+    </w:p>
+    <w:p>
+      <w:pPr>
+        <w:pStyle w:val="Prrafodelista"/>
+        <w:numPr>
+          <w:ilvl w:val="0"/>
+          <w:numId w:val="41"/>
+        </w:numPr>
+      </w:pPr>
       <w:r>
         <w:rPr>
           <w:b/>
@@ -3667,10 +3685,20 @@
         <w:t>El transductor</w:t>
       </w:r>
       <w:r>
-        <w:t xml:space="preserve">: recibe una señal de entrada relacionada con una o más cantidades físicas y la convierte en una señal de salida, modificada o no. Dentro de los ejemplos mencionados en el material de formación se encuentran el relé, el elemento primario, el transmisor y diferentes convertidores. </w:t>
-      </w:r>
-    </w:p>
-    <w:p>
+        <w:t>. R</w:t>
+      </w:r>
+      <w:r>
+        <w:t xml:space="preserve">ecibe una señal de entrada relacionada con una o más cantidades físicas y la convierte en una señal de salida, modificada o no. Dentro de los ejemplos mencionados en el material de formación se encuentran el relé, el elemento primario, el transmisor y diferentes convertidores. </w:t>
+      </w:r>
+    </w:p>
+    <w:p>
+      <w:pPr>
+        <w:pStyle w:val="Prrafodelista"/>
+        <w:numPr>
+          <w:ilvl w:val="0"/>
+          <w:numId w:val="41"/>
+        </w:numPr>
+      </w:pPr>
       <w:r>
         <w:rPr>
           <w:b/>
@@ -3679,7 +3707,10 @@
         <w:t>El acondicionador</w:t>
       </w:r>
       <w:r>
-        <w:t>: de señal interviene cuando la señal generada requiere una adaptación para cumplir las condiciones necesarias para su posterior procesamiento.</w:t>
+        <w:t>. D</w:t>
+      </w:r>
+      <w:r>
+        <w:t>e señal interviene cuando la señal generada requiere una adaptación para cumplir las condiciones necesarias para su posterior procesamiento.</w:t>
       </w:r>
     </w:p>
     <w:p>
@@ -3719,11 +3750,11 @@
     </w:p>
     <w:p>
       <w:r>
-        <w:t xml:space="preserve">Las señales provenientes de los sensores pueden presentar características que dificultan su procesamiento directo. El material de formación señala que estas señales pueden ser demasiado pequeñas, demasiado grandes o no cumplir con los </w:t>
+        <w:t xml:space="preserve">Las señales provenientes de los sensores pueden presentar características que dificultan su procesamiento directo. El material de formación señala que estas señales </w:t>
       </w:r>
       <w:r>
         <w:lastRenderedPageBreak/>
-        <w:t>requerimientos eléctricos del procesador.</w:t>
+        <w:t>pueden ser demasiado pequeñas, demasiado grandes o no cumplir con los requerimientos eléctricos del procesador.</w:t>
       </w:r>
       <w:r>
         <w:t xml:space="preserve"> </w:t>
@@ -3857,19 +3888,30 @@
         <w:t>Los circuitos eléctricos constituyen una base para el desarrollo de diferentes configuraciones de acondicionamiento. Para comprender su funcionamiento es necesario reconocer la relación existente entre tensión, corriente y resistencia.</w:t>
       </w:r>
     </w:p>
-    <w:p>
-      <w:r>
+    <w:p/>
+    <w:p>
+      <w:r>
+        <w:lastRenderedPageBreak/>
         <w:t>La Ley de Ohm establece la relación:</w:t>
       </w:r>
     </w:p>
     <w:p>
-      <w:r>
+      <w:pPr>
+        <w:rPr>
+          <w:b/>
+          <w:bCs/>
+        </w:rPr>
+      </w:pPr>
+      <w:r>
+        <w:rPr>
+          <w:b/>
+          <w:bCs/>
+        </w:rPr>
         <w:t>V = I × R</w:t>
       </w:r>
     </w:p>
     <w:p>
       <w:r>
-        <w:lastRenderedPageBreak/>
         <w:t>Donde:</w:t>
       </w:r>
     </w:p>
@@ -3961,220 +4003,305 @@
     </w:p>
     <w:p>
       <w:r>
+        <w:lastRenderedPageBreak/>
         <w:t>La tensión disponible en la salida depende de la relación existente entre los valores de las resistencias utilizadas.</w:t>
       </w:r>
     </w:p>
     <w:p>
       <w:r>
+        <w:t>Esta configuración puede emplearse para adaptar el nivel de una señal antes de enviarla a otra etapa del sistema electrónico. De esta manera, el circuito permite establecer una relación controlada entre la tensión de entrada y la tensión disponible en la salida.</w:t>
+      </w:r>
+    </w:p>
+    <w:p>
+      <w:r>
+        <w:t>En aplicaciones de instrumentación, el divisor de voltaje puede relacionarse con sensores cuya respuesta eléctrica varía de acuerdo con la variable física que se está midiendo.</w:t>
+      </w:r>
+    </w:p>
+    <w:p>
+      <w:r>
+        <w:t>Por ello, su comprensión permite establecer una relación entre:</w:t>
+      </w:r>
+    </w:p>
+    <w:p>
+      <w:pPr>
+        <w:rPr>
+          <w:b/>
+          <w:bCs/>
+        </w:rPr>
+      </w:pPr>
+      <w:r>
+        <w:rPr>
+          <w:b/>
+          <w:bCs/>
+        </w:rPr>
+        <w:t>Variación de la variable → variación eléctrica → adaptación de la señal → procesamiento</w:t>
+      </w:r>
+    </w:p>
+    <w:p>
+      <w:pPr>
+        <w:pStyle w:val="Ttulo2"/>
+      </w:pPr>
+      <w:bookmarkStart w:id="6" w:name="_Toc241839917"/>
+      <w:r>
+        <w:t>Puente de Wheatstone</w:t>
+      </w:r>
+      <w:bookmarkEnd w:id="6"/>
+    </w:p>
+    <w:p>
+      <w:r>
+        <w:t>El puente de Wheatstone es una configuración utilizada para trabajar con variaciones de resistencia y obtener una respuesta eléctrica relacionada con dichas variaciones.</w:t>
+      </w:r>
+    </w:p>
+    <w:p>
+      <w:r>
+        <w:t>Su aplicación resulta especialmente relevante cuando se emplean sensores cuya resistencia cambia como consecuencia de una modificación de la variable física.</w:t>
+      </w:r>
+    </w:p>
+    <w:p>
+      <w:r>
+        <w:t xml:space="preserve">El material de formación señala su aplicación industrial con sensores cuya resistencia varía de acuerdo con diferentes variables y presenta el puente como una </w:t>
+      </w:r>
+      <w:r>
         <w:lastRenderedPageBreak/>
-        <w:t>Esta configuración puede emplearse para adaptar el nivel de una señal antes de enviarla a otra etapa del sistema electrónico. De esta manera, el circuito permite establecer una relación controlada entre la tensión de entrada y la tensión disponible en la salida.</w:t>
-      </w:r>
-    </w:p>
-    <w:p>
-      <w:r>
-        <w:t>En aplicaciones de instrumentación, el divisor de voltaje puede relacionarse con sensores cuya respuesta eléctrica varía de acuerdo con la variable física que se está midiendo.</w:t>
-      </w:r>
-    </w:p>
-    <w:p>
-      <w:r>
-        <w:t>Por ello, su comprensión permite establecer una relación entre:</w:t>
-      </w:r>
-    </w:p>
-    <w:p>
-      <w:pPr>
-        <w:rPr>
-          <w:b/>
-          <w:bCs/>
-        </w:rPr>
-      </w:pPr>
-      <w:r>
-        <w:rPr>
-          <w:b/>
-          <w:bCs/>
-        </w:rPr>
-        <w:t>Variación de la variable → variación eléctrica → adaptación de la señal → procesamiento</w:t>
+        <w:t xml:space="preserve">configuración que permite determinar el valor de una resistencia desconocida mediante el equilibrio del circuito. </w:t>
+      </w:r>
+    </w:p>
+    <w:p>
+      <w:r>
+        <w:t>De manera conceptual, el funcionamiento puede representarse así:</w:t>
+      </w:r>
+    </w:p>
+    <w:p>
+      <w:pPr>
+        <w:rPr>
+          <w:b/>
+          <w:bCs/>
+        </w:rPr>
+      </w:pPr>
+      <w:r>
+        <w:rPr>
+          <w:b/>
+          <w:bCs/>
+        </w:rPr>
+        <w:t xml:space="preserve">Variable física → </w:t>
+      </w:r>
+      <w:r>
+        <w:rPr>
+          <w:b/>
+          <w:bCs/>
+        </w:rPr>
+        <w:t>c</w:t>
+      </w:r>
+      <w:r>
+        <w:rPr>
+          <w:b/>
+          <w:bCs/>
+        </w:rPr>
+        <w:t xml:space="preserve">ambio en la resistencia del sensor → </w:t>
+      </w:r>
+      <w:r>
+        <w:rPr>
+          <w:b/>
+          <w:bCs/>
+        </w:rPr>
+        <w:t>d</w:t>
+      </w:r>
+      <w:r>
+        <w:rPr>
+          <w:b/>
+          <w:bCs/>
+        </w:rPr>
+        <w:t xml:space="preserve">esequilibrio del puente → </w:t>
+      </w:r>
+      <w:r>
+        <w:rPr>
+          <w:b/>
+          <w:bCs/>
+        </w:rPr>
+        <w:t>d</w:t>
+      </w:r>
+      <w:r>
+        <w:rPr>
+          <w:b/>
+          <w:bCs/>
+        </w:rPr>
+        <w:t xml:space="preserve">iferencia de potencial → </w:t>
+      </w:r>
+      <w:r>
+        <w:rPr>
+          <w:b/>
+          <w:bCs/>
+        </w:rPr>
+        <w:t>s</w:t>
+      </w:r>
+      <w:r>
+        <w:rPr>
+          <w:b/>
+          <w:bCs/>
+        </w:rPr>
+        <w:t>eñal para procesamiento</w:t>
+      </w:r>
+    </w:p>
+    <w:p>
+      <w:r>
+        <w:t>Cuando la variable física modifica el comportamiento del sensor, se produce una variación en las condiciones eléctricas del puente. Esta variación puede ser utilizada como información para las etapas posteriores del sistema.</w:t>
+      </w:r>
+    </w:p>
+    <w:p>
+      <w:r>
+        <w:t>El puente de Wheatstone permite, por tanto, establecer una relación entre una variación física y una respuesta eléctrica medible.</w:t>
       </w:r>
     </w:p>
     <w:p>
       <w:pPr>
         <w:pStyle w:val="Ttulo2"/>
       </w:pPr>
-      <w:bookmarkStart w:id="6" w:name="_Toc241839917"/>
-      <w:r>
-        <w:t>Puente de Wheatstone</w:t>
-      </w:r>
-      <w:bookmarkEnd w:id="6"/>
-    </w:p>
-    <w:p>
-      <w:r>
-        <w:t>El puente de Wheatstone es una configuración utilizada para trabajar con variaciones de resistencia y obtener una respuesta eléctrica relacionada con dichas variaciones.</w:t>
-      </w:r>
-    </w:p>
-    <w:p>
-      <w:r>
-        <w:t>Su aplicación resulta especialmente relevante cuando se emplean sensores cuya resistencia cambia como consecuencia de una modificación de la variable física.</w:t>
-      </w:r>
-    </w:p>
-    <w:p>
-      <w:r>
-        <w:t xml:space="preserve">El material de formación señala su aplicación industrial con sensores cuya resistencia varía de acuerdo con diferentes variables y presenta el puente como una configuración que permite determinar el valor de una resistencia desconocida mediante el equilibrio del circuito. </w:t>
+      <w:bookmarkStart w:id="7" w:name="_Toc241839918"/>
+      <w:r>
+        <w:t>Relación entre acondicionamiento y procesamiento</w:t>
+      </w:r>
+      <w:bookmarkEnd w:id="7"/>
+    </w:p>
+    <w:p>
+      <w:r>
+        <w:t>El acondicionamiento no debe considerarse como una etapa aislada. Hace parte de una cadena en la que la información pasa desde la variable física hasta el sistema encargado de procesarla.</w:t>
+      </w:r>
+      <w:r>
+        <w:t xml:space="preserve"> </w:t>
+      </w:r>
+      <w:r>
+        <w:t>La secuencia general puede representarse así:</w:t>
+      </w:r>
+    </w:p>
+    <w:p>
+      <w:pPr>
+        <w:rPr>
+          <w:b/>
+          <w:bCs/>
+        </w:rPr>
+      </w:pPr>
+      <w:r>
+        <w:rPr>
+          <w:b/>
+          <w:bCs/>
+        </w:rPr>
+        <w:t xml:space="preserve">Variable física → </w:t>
+      </w:r>
+      <w:r>
+        <w:rPr>
+          <w:b/>
+          <w:bCs/>
+        </w:rPr>
+        <w:t>s</w:t>
+      </w:r>
+      <w:r>
+        <w:rPr>
+          <w:b/>
+          <w:bCs/>
+        </w:rPr>
+        <w:t xml:space="preserve">ensor → </w:t>
+      </w:r>
+      <w:r>
+        <w:rPr>
+          <w:b/>
+          <w:bCs/>
+        </w:rPr>
+        <w:t>t</w:t>
+      </w:r>
+      <w:r>
+        <w:rPr>
+          <w:b/>
+          <w:bCs/>
+        </w:rPr>
+        <w:t xml:space="preserve">ransductor → </w:t>
+      </w:r>
+      <w:r>
+        <w:rPr>
+          <w:b/>
+          <w:bCs/>
+        </w:rPr>
+        <w:t>a</w:t>
+      </w:r>
+      <w:r>
+        <w:rPr>
+          <w:b/>
+          <w:bCs/>
+        </w:rPr>
+        <w:t xml:space="preserve">condicionamiento → </w:t>
+      </w:r>
+      <w:r>
+        <w:rPr>
+          <w:b/>
+          <w:bCs/>
+        </w:rPr>
+        <w:t>c</w:t>
+      </w:r>
+      <w:r>
+        <w:rPr>
+          <w:b/>
+          <w:bCs/>
+        </w:rPr>
+        <w:t xml:space="preserve">onversión o procesamiento → </w:t>
+      </w:r>
+      <w:r>
+        <w:rPr>
+          <w:b/>
+          <w:bCs/>
+        </w:rPr>
+        <w:t>s</w:t>
+      </w:r>
+      <w:r>
+        <w:rPr>
+          <w:b/>
+          <w:bCs/>
+        </w:rPr>
+        <w:t>istema electrónico</w:t>
+      </w:r>
+    </w:p>
+    <w:p>
+      <w:r>
+        <w:t>En esta secuencia, cada elemento cumple una función específica.</w:t>
+      </w:r>
+    </w:p>
+    <w:p>
+      <w:r>
+        <w:t xml:space="preserve">La </w:t>
+      </w:r>
+      <w:r>
+        <w:t>variable física</w:t>
+      </w:r>
+      <w:r>
+        <w:t xml:space="preserve"> corresponde a la condición del proceso que se desea conocer.</w:t>
+      </w:r>
+    </w:p>
+    <w:p>
+      <w:r>
+        <w:t>El</w:t>
+      </w:r>
+      <w:r>
+        <w:t xml:space="preserve"> sensor</w:t>
+      </w:r>
+      <w:r>
+        <w:t xml:space="preserve"> realiza la captación de dicha variable.</w:t>
+      </w:r>
+    </w:p>
+    <w:p>
+      <w:r>
+        <w:t>El transductor puede transformar o adaptar la señal.</w:t>
       </w:r>
     </w:p>
     <w:p>
       <w:r>
         <w:lastRenderedPageBreak/>
-        <w:t>De manera conceptual, el funcionamiento puede representarse así:</w:t>
-      </w:r>
-    </w:p>
-    <w:p>
-      <w:pPr>
-        <w:rPr>
-          <w:b/>
-          <w:bCs/>
-        </w:rPr>
-      </w:pPr>
-      <w:r>
-        <w:rPr>
-          <w:b/>
-          <w:bCs/>
-        </w:rPr>
-        <w:t>Variable física → Cambio en la resistencia del sensor → Desequilibrio del puente → Diferencia de potencial → Señal para procesamiento</w:t>
-      </w:r>
-    </w:p>
-    <w:p>
-      <w:r>
-        <w:t>Cuando la variable física modifica el comportamiento del sensor, se produce una variación en las condiciones eléctricas del puente. Esta variación puede ser utilizada como información para las etapas posteriores del sistema.</w:t>
-      </w:r>
-    </w:p>
-    <w:p>
-      <w:r>
-        <w:t>El puente de Wheatstone permite, por tanto, establecer una relación entre una variación física y una respuesta eléctrica medible.</w:t>
-      </w:r>
-    </w:p>
-    <w:p>
-      <w:pPr>
-        <w:pStyle w:val="Ttulo2"/>
-      </w:pPr>
-      <w:bookmarkStart w:id="7" w:name="_Toc241839918"/>
-      <w:r>
-        <w:t>Relación entre acondicionamiento y procesamiento</w:t>
-      </w:r>
-      <w:bookmarkEnd w:id="7"/>
-    </w:p>
-    <w:p>
-      <w:r>
-        <w:t>El acondicionamiento no debe considerarse como una etapa aislada. Hace parte de una cadena en la que la información pasa desde la variable física hasta el sistema encargado de procesarla.</w:t>
-      </w:r>
-    </w:p>
-    <w:p>
-      <w:r>
-        <w:t>La secuencia general puede representarse así:</w:t>
-      </w:r>
-    </w:p>
-    <w:p>
-      <w:pPr>
-        <w:rPr>
-          <w:b/>
-          <w:bCs/>
-        </w:rPr>
-      </w:pPr>
-      <w:r>
-        <w:rPr>
-          <w:b/>
-          <w:bCs/>
-        </w:rPr>
-        <w:t>Variable física → Sensor → Transductor → Acondicionamiento → Conversión o procesamiento → Sistema electrónico</w:t>
-      </w:r>
-    </w:p>
-    <w:p>
-      <w:r>
-        <w:t>En esta secuencia, cada elemento cumple una función específica.</w:t>
-      </w:r>
-    </w:p>
-    <w:p>
-      <w:r>
-        <w:t xml:space="preserve">La </w:t>
-      </w:r>
-      <w:r>
-        <w:rPr>
-          <w:b/>
-          <w:bCs/>
-        </w:rPr>
-        <w:t>variable física</w:t>
-      </w:r>
-      <w:r>
-        <w:t xml:space="preserve"> corresponde a la condición del proceso que se desea conocer.</w:t>
-      </w:r>
-    </w:p>
-    <w:p>
-      <w:r>
-        <w:t xml:space="preserve">El </w:t>
-      </w:r>
-      <w:r>
-        <w:rPr>
-          <w:b/>
-          <w:bCs/>
-        </w:rPr>
-        <w:t>sensor</w:t>
-      </w:r>
-      <w:r>
-        <w:t xml:space="preserve"> realiza la captación de dicha variable.</w:t>
-      </w:r>
-    </w:p>
-    <w:p>
-      <w:r>
-        <w:t xml:space="preserve">El </w:t>
-      </w:r>
-      <w:r>
-        <w:rPr>
-          <w:b/>
-          <w:bCs/>
-        </w:rPr>
-        <w:t>transductor</w:t>
-      </w:r>
-      <w:r>
-        <w:t xml:space="preserve"> puede transformar o adaptar la señal.</w:t>
-      </w:r>
-    </w:p>
-    <w:p>
-      <w:r>
-        <w:lastRenderedPageBreak/>
-        <w:t xml:space="preserve">El </w:t>
-      </w:r>
-      <w:r>
-        <w:rPr>
-          <w:b/>
-          <w:bCs/>
-        </w:rPr>
-        <w:t>acondicionamiento</w:t>
-      </w:r>
-      <w:r>
-        <w:t xml:space="preserve"> prepara la señal para su utilización.</w:t>
-      </w:r>
-    </w:p>
-    <w:p>
-      <w:r>
-        <w:t xml:space="preserve">La </w:t>
-      </w:r>
-      <w:r>
-        <w:rPr>
-          <w:b/>
-          <w:bCs/>
-        </w:rPr>
-        <w:t>conversión</w:t>
-      </w:r>
-      <w:r>
-        <w:t xml:space="preserve"> o </w:t>
-      </w:r>
-      <w:r>
-        <w:rPr>
-          <w:b/>
-          <w:bCs/>
-        </w:rPr>
-        <w:t>procesamiento</w:t>
-      </w:r>
-      <w:r>
-        <w:t xml:space="preserve"> permite transformar o interpretar la información de acuerdo con las características del sistema.</w:t>
+        <w:t>El acondicionamiento prepara la señal para su utilización.</w:t>
+      </w:r>
+    </w:p>
+    <w:p>
+      <w:r>
+        <w:t>La conversión o procesamiento permite transformar</w:t>
+      </w:r>
+      <w:r>
+        <w:t xml:space="preserve"> o interpretar la información de acuerdo con las características del sistema.</w:t>
       </w:r>
     </w:p>
     <w:p>
@@ -4567,6 +4694,7 @@
     </w:p>
     <w:p>
       <w:pPr>
+        <w:jc w:val="center"/>
         <w:rPr>
           <w:lang w:eastAsia="es-CO"/>
         </w:rPr>
@@ -4577,7 +4705,7 @@
           <w:lang w:eastAsia="es-CO"/>
         </w:rPr>
         <w:drawing>
-          <wp:inline distT="0" distB="0" distL="0" distR="0" wp14:anchorId="7352B221" wp14:editId="5DA139CF">
+          <wp:inline distT="0" distB="0" distL="0" distR="0" wp14:anchorId="7352B221" wp14:editId="6BC63F89">
             <wp:extent cx="4680000" cy="1497600"/>
             <wp:effectExtent l="0" t="0" r="6350" b="7620"/>
             <wp:docPr id="1" name="Imagen 1" descr="Gráfica de línea escalonada que representa una relación entre valor y tiempo. El eje vertical está etiquetado como “Valor” y el eje horizontal como “Tiempo”. La línea inicia cerca de cero, aumenta progresivamente mediante varios escalones hasta alcanzar un nivel máximo, se mantiene constante durante un breve periodo y luego desciende gradualmente hasta aproximarse nuevamente al nivel inicial."/>
@@ -4671,7 +4799,7 @@
           <w:noProof/>
         </w:rPr>
         <w:drawing>
-          <wp:inline distT="0" distB="0" distL="0" distR="0" wp14:anchorId="72D08490" wp14:editId="27FF55CD">
+          <wp:inline distT="0" distB="0" distL="0" distR="0" wp14:anchorId="72D08490" wp14:editId="06C164AC">
             <wp:extent cx="4680000" cy="2656800"/>
             <wp:effectExtent l="0" t="0" r="6350" b="0"/>
             <wp:docPr id="2" name="Imagen 2" descr="Gráfica de nivel en función del tiempo. El eje vertical está etiquetado como “Nivel” y presenta los valores 0 y 1. El eje horizontal está etiquetado como “Tiempo”. La línea comienza en el nivel 1, desciende al nivel 0 durante un intervalo de tiempo y posteriormente vuelve al nivel 1, donde permanece constante. "/>
@@ -5004,6 +5132,13 @@
         </w:rPr>
         <w:t>0 → sensor no activado</w:t>
       </w:r>
+      <w:r>
+        <w:rPr>
+          <w:b/>
+          <w:bCs/>
+        </w:rPr>
+        <w:t xml:space="preserve"> </w:t>
+      </w:r>
     </w:p>
     <w:p>
       <w:pPr>
@@ -5079,6 +5214,9 @@
     <w:p>
       <w:r>
         <w:t>Cuando la pieza no está presente:</w:t>
+      </w:r>
+      <w:r>
+        <w:t xml:space="preserve"> </w:t>
       </w:r>
     </w:p>
     <w:p>
@@ -5631,7 +5769,7 @@
           <w:lang w:eastAsia="es-CO"/>
         </w:rPr>
         <w:drawing>
-          <wp:inline distT="0" distB="0" distL="0" distR="0" wp14:anchorId="057BC274" wp14:editId="6185458F">
+          <wp:inline distT="0" distB="0" distL="0" distR="0" wp14:anchorId="057BC274" wp14:editId="3F42830E">
             <wp:extent cx="4680000" cy="1605600"/>
             <wp:effectExtent l="0" t="0" r="6350" b="0"/>
             <wp:docPr id="4" name="Imagen 4" descr="Diagrama de un convertidor analógico-digital (ADC). A la izquierda se muestra una señal de entrada analógica representada por una onda sinusoidal. La señal ingresa al bloque central identificado como “ADC”, que la convierte en una salida digital. A la derecha se muestra la salida binaria mediante una secuencia de valores 0 y 1. El diagrama ilustra el proceso de conversión de una señal analógica a una representación digital."/>
@@ -5750,7 +5888,77 @@
           <w:b/>
           <w:bCs/>
         </w:rPr>
-        <w:t>Variable física → Sensor → Señal análoga → Acondicionamiento → ADC → Código binario → Procesamiento digital</w:t>
+        <w:t xml:space="preserve">Variable física → </w:t>
+      </w:r>
+      <w:r>
+        <w:rPr>
+          <w:b/>
+          <w:bCs/>
+        </w:rPr>
+        <w:t>s</w:t>
+      </w:r>
+      <w:r>
+        <w:rPr>
+          <w:b/>
+          <w:bCs/>
+        </w:rPr>
+        <w:t xml:space="preserve">ensor → </w:t>
+      </w:r>
+      <w:r>
+        <w:rPr>
+          <w:b/>
+          <w:bCs/>
+        </w:rPr>
+        <w:t>s</w:t>
+      </w:r>
+      <w:r>
+        <w:rPr>
+          <w:b/>
+          <w:bCs/>
+        </w:rPr>
+        <w:t xml:space="preserve">eñal análoga → </w:t>
+      </w:r>
+      <w:r>
+        <w:rPr>
+          <w:b/>
+          <w:bCs/>
+        </w:rPr>
+        <w:t>a</w:t>
+      </w:r>
+      <w:r>
+        <w:rPr>
+          <w:b/>
+          <w:bCs/>
+        </w:rPr>
+        <w:t xml:space="preserve">condicionamiento → ADC → </w:t>
+      </w:r>
+      <w:r>
+        <w:rPr>
+          <w:b/>
+          <w:bCs/>
+        </w:rPr>
+        <w:t>c</w:t>
+      </w:r>
+      <w:r>
+        <w:rPr>
+          <w:b/>
+          <w:bCs/>
+        </w:rPr>
+        <w:t xml:space="preserve">ódigo binario → </w:t>
+      </w:r>
+      <w:r>
+        <w:rPr>
+          <w:b/>
+          <w:bCs/>
+        </w:rPr>
+        <w:t>p</w:t>
+      </w:r>
+      <w:r>
+        <w:rPr>
+          <w:b/>
+          <w:bCs/>
+        </w:rPr>
+        <w:t>rocesamiento digital</w:t>
       </w:r>
     </w:p>
     <w:p>
@@ -5810,7 +6018,7 @@
           <w:lang w:eastAsia="es-CO"/>
         </w:rPr>
         <w:drawing>
-          <wp:inline distT="0" distB="0" distL="0" distR="0" wp14:anchorId="170F3C50" wp14:editId="7DC989CE">
+          <wp:inline distT="0" distB="0" distL="0" distR="0" wp14:anchorId="170F3C50" wp14:editId="143DE4A3">
             <wp:extent cx="4680000" cy="1288800"/>
             <wp:effectExtent l="0" t="0" r="6350" b="6985"/>
             <wp:docPr id="5" name="Imagen 5" descr="Diagrama que representa el proceso de conversión de una señal analógica a digital. En la parte superior aparece “medida análoga”, seguida del valor “2,35 v”. una flecha apunta hacia un bloque denominado “adc”. debajo, otra flecha conduce a “código digital”, representado por la secuencia binaria “00101101”. finalmente, una flecha apunta hacia “procesamiento”. "/>
@@ -6132,7 +6340,105 @@
           <w:b/>
           <w:bCs/>
         </w:rPr>
-        <w:t>Variable física → Sensor → Señal análoga → Acondicionamiento → Conversor análogo-digital → Código binario → Sistema de procesamiento → Decisión o acción de control</w:t>
+        <w:t xml:space="preserve">Variable física → </w:t>
+      </w:r>
+      <w:r>
+        <w:rPr>
+          <w:b/>
+          <w:bCs/>
+        </w:rPr>
+        <w:t>s</w:t>
+      </w:r>
+      <w:r>
+        <w:rPr>
+          <w:b/>
+          <w:bCs/>
+        </w:rPr>
+        <w:t xml:space="preserve">ensor → </w:t>
+      </w:r>
+      <w:r>
+        <w:rPr>
+          <w:b/>
+          <w:bCs/>
+        </w:rPr>
+        <w:t>s</w:t>
+      </w:r>
+      <w:r>
+        <w:rPr>
+          <w:b/>
+          <w:bCs/>
+        </w:rPr>
+        <w:t xml:space="preserve">eñal análoga → </w:t>
+      </w:r>
+      <w:r>
+        <w:rPr>
+          <w:b/>
+          <w:bCs/>
+        </w:rPr>
+        <w:t>a</w:t>
+      </w:r>
+      <w:r>
+        <w:rPr>
+          <w:b/>
+          <w:bCs/>
+        </w:rPr>
+        <w:t xml:space="preserve">condicionamiento → </w:t>
+      </w:r>
+      <w:r>
+        <w:rPr>
+          <w:b/>
+          <w:bCs/>
+        </w:rPr>
+        <w:t>c</w:t>
+      </w:r>
+      <w:r>
+        <w:rPr>
+          <w:b/>
+          <w:bCs/>
+        </w:rPr>
+        <w:t xml:space="preserve">onversor análogo-digital → </w:t>
+      </w:r>
+      <w:r>
+        <w:rPr>
+          <w:b/>
+          <w:bCs/>
+        </w:rPr>
+        <w:t>c</w:t>
+      </w:r>
+      <w:r>
+        <w:rPr>
+          <w:b/>
+          <w:bCs/>
+        </w:rPr>
+        <w:t xml:space="preserve">ódigo binario → </w:t>
+      </w:r>
+      <w:r>
+        <w:rPr>
+          <w:b/>
+          <w:bCs/>
+        </w:rPr>
+        <w:t>s</w:t>
+      </w:r>
+      <w:r>
+        <w:rPr>
+          <w:b/>
+          <w:bCs/>
+        </w:rPr>
+        <w:t xml:space="preserve">istema de procesamiento → </w:t>
+      </w:r>
+      <w:r>
+        <w:rPr>
+          <w:b/>
+          <w:bCs/>
+        </w:rPr>
+        <w:t>d</w:t>
+      </w:r>
+      <w:r>
+        <w:rPr>
+          <w:b/>
+          <w:bCs/>
+        </w:rPr>
+        <w:t>ecisión o acción de control</w:t>
       </w:r>
     </w:p>
     <w:p>
@@ -6207,7 +6513,17 @@
     </w:p>
     <w:p>
       <w:r>
-        <w:t>La corriente eléctrica corresponde al movimiento ordenado de cargas eléctricas a través de un material conductor</w:t>
+        <w:rPr>
+          <w:b/>
+          <w:bCs/>
+        </w:rPr>
+        <w:t>La corriente eléctrica</w:t>
+      </w:r>
+      <w:r>
+        <w:t>. C</w:t>
+      </w:r>
+      <w:r>
+        <w:t>orresponde al movimiento ordenado de cargas eléctricas a través de un material conductor</w:t>
       </w:r>
       <w:r>
         <w:t>. Para que exista corriente debe establecerse una condición que permita el desplazamiento de las cargas dentro del circuito.</w:t>
@@ -6215,15 +6531,32 @@
     </w:p>
     <w:p>
       <w:r>
-        <w:t>La tensión eléctrica,</w:t>
-      </w:r>
-      <w:r>
-        <w:t xml:space="preserve"> también denominada diferencia de potencial, representa una diferencia de energía eléctrica entre dos puntos. Esta diferencia permite establecer las condiciones necesarias para que circule corriente en un circuito.</w:t>
-      </w:r>
-    </w:p>
-    <w:p>
-      <w:r>
-        <w:t>La resistencia eléctrica representa la oposición que presenta un material o componente al paso de la corriente.</w:t>
+        <w:rPr>
+          <w:b/>
+          <w:bCs/>
+        </w:rPr>
+        <w:t>La tensión eléctrica</w:t>
+      </w:r>
+      <w:r>
+        <w:t>. T</w:t>
+      </w:r>
+      <w:r>
+        <w:t>ambién denominada diferencia de potencial, representa una diferencia de energía eléctrica entre dos puntos. Esta diferencia permite establecer las condiciones necesarias para que circule corriente en un circuito.</w:t>
+      </w:r>
+    </w:p>
+    <w:p>
+      <w:r>
+        <w:rPr>
+          <w:b/>
+          <w:bCs/>
+        </w:rPr>
+        <w:t>La resistencia eléctrica</w:t>
+      </w:r>
+      <w:r>
+        <w:t>. R</w:t>
+      </w:r>
+      <w:r>
+        <w:t>epresenta la oposición que presenta un material o componente al paso de la corriente.</w:t>
       </w:r>
     </w:p>
     <w:p>
@@ -6262,7 +6595,17 @@
       </w:r>
     </w:p>
     <w:p>
-      <w:r>
+      <w:pPr>
+        <w:rPr>
+          <w:b/>
+          <w:bCs/>
+        </w:rPr>
+      </w:pPr>
+      <w:r>
+        <w:rPr>
+          <w:b/>
+          <w:bCs/>
+        </w:rPr>
         <w:t>V = I × R</w:t>
       </w:r>
     </w:p>
@@ -6280,7 +6623,7 @@
         </w:numPr>
       </w:pPr>
       <w:r>
-        <w:t xml:space="preserve">V = </w:t>
+        <w:t xml:space="preserve">V </w:t>
       </w:r>
       <w:r>
         <w:t xml:space="preserve">corresponde a la </w:t>
@@ -6298,7 +6641,7 @@
         </w:numPr>
       </w:pPr>
       <w:r>
-        <w:t xml:space="preserve">I = </w:t>
+        <w:t xml:space="preserve">I </w:t>
       </w:r>
       <w:r>
         <w:t xml:space="preserve">corresponde a la </w:t>
@@ -6316,7 +6659,7 @@
         </w:numPr>
       </w:pPr>
       <w:r>
-        <w:t xml:space="preserve">R = </w:t>
+        <w:t xml:space="preserve">R </w:t>
       </w:r>
       <w:r>
         <w:t xml:space="preserve">corresponde a la </w:t>
@@ -6331,12 +6674,32 @@
       </w:r>
     </w:p>
     <w:p>
-      <w:r>
+      <w:pPr>
+        <w:rPr>
+          <w:b/>
+          <w:bCs/>
+        </w:rPr>
+      </w:pPr>
+      <w:r>
+        <w:rPr>
+          <w:b/>
+          <w:bCs/>
+        </w:rPr>
         <w:t>I = V / R</w:t>
       </w:r>
     </w:p>
     <w:p>
-      <w:r>
+      <w:pPr>
+        <w:rPr>
+          <w:b/>
+          <w:bCs/>
+        </w:rPr>
+      </w:pPr>
+      <w:r>
+        <w:rPr>
+          <w:b/>
+          <w:bCs/>
+        </w:rPr>
         <w:t>R = V / I</w:t>
       </w:r>
     </w:p>
@@ -6366,17 +6729,47 @@
       </w:r>
     </w:p>
     <w:p>
-      <w:r>
+      <w:pPr>
+        <w:rPr>
+          <w:b/>
+          <w:bCs/>
+        </w:rPr>
+      </w:pPr>
+      <w:r>
+        <w:rPr>
+          <w:b/>
+          <w:bCs/>
+        </w:rPr>
         <w:t>I = V / R</w:t>
       </w:r>
     </w:p>
     <w:p>
-      <w:r>
+      <w:pPr>
+        <w:rPr>
+          <w:b/>
+          <w:bCs/>
+        </w:rPr>
+      </w:pPr>
+      <w:r>
+        <w:rPr>
+          <w:b/>
+          <w:bCs/>
+        </w:rPr>
         <w:t>I = 12 V / 6 Ω</w:t>
       </w:r>
     </w:p>
     <w:p>
-      <w:r>
+      <w:pPr>
+        <w:rPr>
+          <w:b/>
+          <w:bCs/>
+        </w:rPr>
+      </w:pPr>
+      <w:r>
+        <w:rPr>
+          <w:b/>
+          <w:bCs/>
+        </w:rPr>
         <w:t>I = 2 A</w:t>
       </w:r>
     </w:p>
@@ -6492,7 +6885,7 @@
           <w:lang w:eastAsia="es-CO"/>
         </w:rPr>
         <w:drawing>
-          <wp:inline distT="0" distB="0" distL="0" distR="0" wp14:anchorId="2205E4FC" wp14:editId="1D472546">
+          <wp:inline distT="0" distB="0" distL="0" distR="0" wp14:anchorId="2205E4FC" wp14:editId="45761A2E">
             <wp:extent cx="4680000" cy="2451600"/>
             <wp:effectExtent l="0" t="0" r="6350" b="6350"/>
             <wp:docPr id="6" name="Imagen 6" descr="Diagrama de un divisor de voltaje compuesto por dos resistencias. La entrada Vin se conecta a la resistencia R1, ubicada en serie, y posteriormente al punto de salida Vout. Desde el punto de conexión entre R1 y Vout se deriva una conexión hacia la resistencia R2, que está conectada a GND o tierra."/>
@@ -6545,8 +6938,34 @@
       </w:r>
     </w:p>
     <w:p>
-      <w:r>
-        <w:t>Vout = Vin × R2 / (R1 + R2)</w:t>
+      <w:pPr>
+        <w:rPr>
+          <w:b/>
+          <w:bCs/>
+        </w:rPr>
+      </w:pPr>
+      <w:r>
+        <w:rPr>
+          <w:b/>
+          <w:bCs/>
+        </w:rPr>
+        <w:t xml:space="preserve">Vout = </w:t>
+      </w:r>
+      <w:proofErr w:type="spellStart"/>
+      <w:r>
+        <w:rPr>
+          <w:b/>
+          <w:bCs/>
+        </w:rPr>
+        <w:t>Vin</w:t>
+      </w:r>
+      <w:proofErr w:type="spellEnd"/>
+      <w:r>
+        <w:rPr>
+          <w:b/>
+          <w:bCs/>
+        </w:rPr>
+        <w:t xml:space="preserve"> × R2 / (R1 + R2)</w:t>
       </w:r>
     </w:p>
     <w:p>
@@ -6586,8 +7005,17 @@
           <w:numId w:val="29"/>
         </w:numPr>
       </w:pPr>
-      <w:r>
-        <w:t>Vin = 10 V</w:t>
+      <w:proofErr w:type="spellStart"/>
+      <w:r>
+        <w:rPr>
+          <w:b/>
+          <w:bCs/>
+        </w:rPr>
+        <w:t>Vin</w:t>
+      </w:r>
+      <w:proofErr w:type="spellEnd"/>
+      <w:r>
+        <w:t xml:space="preserve"> = 10 V</w:t>
       </w:r>
     </w:p>
     <w:p>
@@ -6599,8 +7027,20 @@
         </w:numPr>
       </w:pPr>
       <w:r>
-        <w:t>R1 = 10 kΩ</w:t>
-      </w:r>
+        <w:rPr>
+          <w:b/>
+          <w:bCs/>
+        </w:rPr>
+        <w:t>R1</w:t>
+      </w:r>
+      <w:r>
+        <w:t xml:space="preserve"> = 10 </w:t>
+      </w:r>
+      <w:proofErr w:type="spellStart"/>
+      <w:r>
+        <w:t>kΩ</w:t>
+      </w:r>
+      <w:proofErr w:type="spellEnd"/>
     </w:p>
     <w:p>
       <w:pPr>
@@ -6611,8 +7051,20 @@
         </w:numPr>
       </w:pPr>
       <w:r>
-        <w:t>R2 = 10 kΩ</w:t>
-      </w:r>
+        <w:rPr>
+          <w:b/>
+          <w:bCs/>
+        </w:rPr>
+        <w:t>R2 =</w:t>
+      </w:r>
+      <w:r>
+        <w:t xml:space="preserve"> 10 </w:t>
+      </w:r>
+      <w:proofErr w:type="spellStart"/>
+      <w:r>
+        <w:t>kΩ</w:t>
+      </w:r>
+      <w:proofErr w:type="spellEnd"/>
     </w:p>
     <w:p/>
     <w:p>
@@ -6633,12 +7085,26 @@
     </w:p>
     <w:p>
       <w:r>
-        <w:t>Vout = 10 × 10 / (10 + 10)</w:t>
-      </w:r>
-    </w:p>
-    <w:p>
-      <w:r>
-        <w:t>Vout = 5 V</w:t>
+        <w:rPr>
+          <w:b/>
+          <w:bCs/>
+        </w:rPr>
+        <w:t xml:space="preserve">Vout </w:t>
+      </w:r>
+      <w:r>
+        <w:t>= 10 × 10 / (10 + 10)</w:t>
+      </w:r>
+    </w:p>
+    <w:p>
+      <w:r>
+        <w:rPr>
+          <w:b/>
+          <w:bCs/>
+        </w:rPr>
+        <w:t xml:space="preserve">Vout </w:t>
+      </w:r>
+      <w:r>
+        <w:t>= 5 V</w:t>
       </w:r>
     </w:p>
     <w:p>
@@ -6712,7 +7178,7 @@
           <w:lang w:eastAsia="es-CO"/>
         </w:rPr>
         <w:drawing>
-          <wp:inline distT="0" distB="0" distL="0" distR="0" wp14:anchorId="0E10D7D5" wp14:editId="7DFBA90A">
+          <wp:inline distT="0" distB="0" distL="0" distR="0" wp14:anchorId="0E10D7D5" wp14:editId="5ED72A67">
             <wp:extent cx="4680000" cy="1738800"/>
             <wp:effectExtent l="0" t="0" r="6350" b="0"/>
             <wp:docPr id="7" name="Imagen 7" descr="Diagrama de un circuito con dos divisores de voltaje conectados entre sí mediante los puntos A y B. El primer divisor tiene una entrada Vin, dos resistencias R1 y R2, y una conexión de salida en el punto A. El segundo divisor tiene una entrada Vin, dos resistencias R3 y R4, y una conexión en el punto B. Los puntos A y B están unidos por una línea horizontal."/>
@@ -6801,7 +7267,63 @@
           <w:b/>
           <w:bCs/>
         </w:rPr>
-        <w:t>Variable física → Variación de resistencia del sensor → Desequilibrio del puente → Variación de tensión → Señal de salida</w:t>
+        <w:t xml:space="preserve">Variable física → </w:t>
+      </w:r>
+      <w:r>
+        <w:rPr>
+          <w:b/>
+          <w:bCs/>
+        </w:rPr>
+        <w:t>v</w:t>
+      </w:r>
+      <w:r>
+        <w:rPr>
+          <w:b/>
+          <w:bCs/>
+        </w:rPr>
+        <w:t xml:space="preserve">ariación de resistencia del sensor → </w:t>
+      </w:r>
+      <w:r>
+        <w:rPr>
+          <w:b/>
+          <w:bCs/>
+        </w:rPr>
+        <w:t>d</w:t>
+      </w:r>
+      <w:r>
+        <w:rPr>
+          <w:b/>
+          <w:bCs/>
+        </w:rPr>
+        <w:t xml:space="preserve">esequilibrio del puente → </w:t>
+      </w:r>
+      <w:r>
+        <w:rPr>
+          <w:b/>
+          <w:bCs/>
+        </w:rPr>
+        <w:t>v</w:t>
+      </w:r>
+      <w:r>
+        <w:rPr>
+          <w:b/>
+          <w:bCs/>
+        </w:rPr>
+        <w:t xml:space="preserve">ariación de tensión → </w:t>
+      </w:r>
+      <w:r>
+        <w:rPr>
+          <w:b/>
+          <w:bCs/>
+        </w:rPr>
+        <w:t>s</w:t>
+      </w:r>
+      <w:r>
+        <w:rPr>
+          <w:b/>
+          <w:bCs/>
+        </w:rPr>
+        <w:t>eñal de salida</w:t>
       </w:r>
     </w:p>
     <w:p>
@@ -6953,7 +7475,7 @@
           <w:lang w:eastAsia="es-CO"/>
         </w:rPr>
         <w:drawing>
-          <wp:inline distT="0" distB="0" distL="0" distR="0" wp14:anchorId="6BDA98E5" wp14:editId="15F95550">
+          <wp:inline distT="0" distB="0" distL="0" distR="0" wp14:anchorId="6BDA98E5" wp14:editId="3D39A31A">
             <wp:extent cx="4680000" cy="532800"/>
             <wp:effectExtent l="0" t="0" r="6350" b="635"/>
             <wp:docPr id="8" name="Imagen 8" descr="Diagrama de flujo vertical que representa una cadena de medición y control. El proceso inicia con una variable física, que pasa mediante una flecha a un sensor. Luego, la señal pasa a un acondicionador, continúa hacia procesamiento y finalmente llega a una acción de control. Cada etapa está representada dentro de un recuadro y conectada con flechas descendentes."/>
@@ -7014,7 +7536,15 @@
         <w:t>f</w:t>
       </w:r>
       <w:r>
-        <w:t xml:space="preserve">ormación 4 parte precisamente de esta integración: las variables son capturadas mediante sensores, procesadas por transductores y escalizadas mediante circuitos de acondicionamiento, para posteriormente abordar circuitos básicos capaces de realizar pequeñas acciones de control. </w:t>
+        <w:t xml:space="preserve">ormación 4 parte precisamente de esta integración: las variables son capturadas mediante sensores, procesadas por transductores y </w:t>
+      </w:r>
+      <w:proofErr w:type="spellStart"/>
+      <w:r>
+        <w:t>escalizadas</w:t>
+      </w:r>
+      <w:proofErr w:type="spellEnd"/>
+      <w:r>
+        <w:t xml:space="preserve"> mediante circuitos de acondicionamiento, para posteriormente abordar circuitos básicos capaces de realizar pequeñas acciones de control. </w:t>
       </w:r>
     </w:p>
     <w:p>
@@ -7162,6 +7692,13 @@
       </w:r>
     </w:p>
     <w:p>
+      <w:pPr>
+        <w:pStyle w:val="Prrafodelista"/>
+        <w:numPr>
+          <w:ilvl w:val="0"/>
+          <w:numId w:val="42"/>
+        </w:numPr>
+      </w:pPr>
       <w:r>
         <w:rPr>
           <w:b/>
@@ -7170,10 +7707,20 @@
         <w:t>Variable del proceso</w:t>
       </w:r>
       <w:r>
-        <w:t>: corresponde a la magnitud o condición que se desea observar o controlar.</w:t>
-      </w:r>
-    </w:p>
-    <w:p>
+        <w:t>. C</w:t>
+      </w:r>
+      <w:r>
+        <w:t>orresponde a la magnitud o condición que se desea observar o controlar.</w:t>
+      </w:r>
+    </w:p>
+    <w:p>
+      <w:pPr>
+        <w:pStyle w:val="Prrafodelista"/>
+        <w:numPr>
+          <w:ilvl w:val="0"/>
+          <w:numId w:val="42"/>
+        </w:numPr>
+      </w:pPr>
       <w:r>
         <w:rPr>
           <w:b/>
@@ -7182,10 +7729,20 @@
         <w:t>Sensor</w:t>
       </w:r>
       <w:r>
-        <w:t>: permite detectar la variable y generar una señal relacionada con ella.</w:t>
-      </w:r>
-    </w:p>
-    <w:p>
+        <w:t>. P</w:t>
+      </w:r>
+      <w:r>
+        <w:t>ermite detectar la variable y generar una señal relacionada con ella.</w:t>
+      </w:r>
+    </w:p>
+    <w:p>
+      <w:pPr>
+        <w:pStyle w:val="Prrafodelista"/>
+        <w:numPr>
+          <w:ilvl w:val="0"/>
+          <w:numId w:val="42"/>
+        </w:numPr>
+      </w:pPr>
       <w:r>
         <w:rPr>
           <w:b/>
@@ -7194,10 +7751,20 @@
         <w:t>Transductor</w:t>
       </w:r>
       <w:r>
-        <w:t>: transforma o adapta la información proveniente del sensor.</w:t>
-      </w:r>
-    </w:p>
-    <w:p>
+        <w:t>. T</w:t>
+      </w:r>
+      <w:r>
+        <w:t>ransforma o adapta la información proveniente del sensor.</w:t>
+      </w:r>
+    </w:p>
+    <w:p>
+      <w:pPr>
+        <w:pStyle w:val="Prrafodelista"/>
+        <w:numPr>
+          <w:ilvl w:val="0"/>
+          <w:numId w:val="42"/>
+        </w:numPr>
+      </w:pPr>
       <w:r>
         <w:rPr>
           <w:b/>
@@ -7206,10 +7773,26 @@
         <w:t>Acondicionador</w:t>
       </w:r>
       <w:r>
-        <w:t>: prepara la señal para que pueda ser procesada.</w:t>
-      </w:r>
-    </w:p>
-    <w:p>
+        <w:t>.</w:t>
+      </w:r>
+      <w:r>
+        <w:t xml:space="preserve"> </w:t>
+      </w:r>
+      <w:r>
+        <w:t>P</w:t>
+      </w:r>
+      <w:r>
+        <w:t>repara la señal para que pueda ser procesada.</w:t>
+      </w:r>
+    </w:p>
+    <w:p>
+      <w:pPr>
+        <w:pStyle w:val="Prrafodelista"/>
+        <w:numPr>
+          <w:ilvl w:val="0"/>
+          <w:numId w:val="42"/>
+        </w:numPr>
+      </w:pPr>
       <w:r>
         <w:rPr>
           <w:b/>
@@ -7219,10 +7802,20 @@
         <w:t>Elemento de procesamiento</w:t>
       </w:r>
       <w:r>
-        <w:t>: interpreta la señal y determina la respuesta correspondiente.</w:t>
-      </w:r>
-    </w:p>
-    <w:p>
+        <w:t>. I</w:t>
+      </w:r>
+      <w:r>
+        <w:t>nterpreta la señal y determina la respuesta correspondiente.</w:t>
+      </w:r>
+    </w:p>
+    <w:p>
+      <w:pPr>
+        <w:pStyle w:val="Prrafodelista"/>
+        <w:numPr>
+          <w:ilvl w:val="0"/>
+          <w:numId w:val="42"/>
+        </w:numPr>
+      </w:pPr>
       <w:r>
         <w:rPr>
           <w:b/>
@@ -7231,7 +7824,10 @@
         <w:t>Elemento de salida o actuación</w:t>
       </w:r>
       <w:r>
-        <w:t>: ejecuta la acción determinada por el sistema.</w:t>
+        <w:t>. E</w:t>
+      </w:r>
+      <w:r>
+        <w:t>jecuta la acción determinada por el sistema.</w:t>
       </w:r>
     </w:p>
     <w:p>
@@ -7332,12 +7928,26 @@
     </w:p>
     <w:p>
       <w:r>
-        <w:t>Nivel lógico 0 → estado bajo</w:t>
-      </w:r>
-    </w:p>
-    <w:p>
-      <w:r>
-        <w:t>Nivel lógico 1 → estado alto</w:t>
+        <w:rPr>
+          <w:b/>
+          <w:bCs/>
+        </w:rPr>
+        <w:t>Nivel lógico 0</w:t>
+      </w:r>
+      <w:r>
+        <w:t xml:space="preserve"> → estado bajo</w:t>
+      </w:r>
+    </w:p>
+    <w:p>
+      <w:r>
+        <w:rPr>
+          <w:b/>
+          <w:bCs/>
+        </w:rPr>
+        <w:t>Nivel lógico 1</w:t>
+      </w:r>
+      <w:r>
+        <w:t xml:space="preserve"> → estado alto</w:t>
       </w:r>
     </w:p>
     <w:p>
@@ -7365,7 +7975,13 @@
         <w:t>Sensor desactivado</w:t>
       </w:r>
       <w:r>
-        <w:t xml:space="preserve"> – Estado lógico </w:t>
+        <w:t xml:space="preserve"> </w:t>
+      </w:r>
+      <w:r>
+        <w:t>-</w:t>
+      </w:r>
+      <w:r>
+        <w:t xml:space="preserve"> Estado lógico </w:t>
       </w:r>
       <w:r>
         <w:t>0</w:t>
@@ -7376,7 +7992,13 @@
         <w:t>Sensor activado</w:t>
       </w:r>
       <w:r>
-        <w:t xml:space="preserve"> – Estado lógico </w:t>
+        <w:t xml:space="preserve"> </w:t>
+      </w:r>
+      <w:r>
+        <w:t>-</w:t>
+      </w:r>
+      <w:r>
+        <w:t xml:space="preserve"> Estado lógico </w:t>
       </w:r>
       <w:r>
         <w:t>1</w:t>
@@ -7835,7 +8457,24 @@
     </w:p>
     <w:p>
       <w:r>
-        <w:t>Sensor A = 1 AND Sensor B = 1</w:t>
+        <w:rPr>
+          <w:b/>
+          <w:bCs/>
+        </w:rPr>
+        <w:t>Sensor A</w:t>
+      </w:r>
+      <w:r>
+        <w:t xml:space="preserve"> = 1 AND </w:t>
+      </w:r>
+      <w:r>
+        <w:rPr>
+          <w:b/>
+          <w:bCs/>
+        </w:rPr>
+        <w:t>Sensor B</w:t>
+      </w:r>
+      <w:r>
+        <w:t xml:space="preserve"> = 1</w:t>
       </w:r>
     </w:p>
     <w:p>
@@ -7910,7 +8549,7 @@
           <w:lang w:eastAsia="es-CO"/>
         </w:rPr>
         <w:drawing>
-          <wp:inline distT="0" distB="0" distL="0" distR="0" wp14:anchorId="4569C74E" wp14:editId="3B2FAA9C">
+          <wp:inline distT="0" distB="0" distL="0" distR="0" wp14:anchorId="4569C74E" wp14:editId="6917FA56">
             <wp:extent cx="4680000" cy="1432800"/>
             <wp:effectExtent l="0" t="0" r="6350" b="0"/>
             <wp:docPr id="9" name="Imagen 9" descr="Diagrama de un sistema de control. Sensor A y Sensor B aparecen a la izquierda y sus señales convergen hacia un punto común. Desde allí, una flecha conduce a Lógica de control, que a su vez dirige una flecha hacia Salida."/>
@@ -7978,25 +8617,11 @@
       </w:r>
     </w:p>
     <w:p>
-      <w:pPr>
-        <w:pStyle w:val="Prrafodelista"/>
-        <w:numPr>
-          <w:ilvl w:val="0"/>
-          <w:numId w:val="34"/>
-        </w:numPr>
-      </w:pPr>
       <w:r>
         <w:t xml:space="preserve">Sensor A: protección cerrada. </w:t>
       </w:r>
     </w:p>
     <w:p>
-      <w:pPr>
-        <w:pStyle w:val="Prrafodelista"/>
-        <w:numPr>
-          <w:ilvl w:val="0"/>
-          <w:numId w:val="34"/>
-        </w:numPr>
-      </w:pPr>
       <w:r>
         <w:t xml:space="preserve">Sensor B: operador autorizado. </w:t>
       </w:r>
@@ -8007,23 +8632,35 @@
       </w:r>
     </w:p>
     <w:p>
-      <w:r>
-        <w:t>La lógica sería:</w:t>
-      </w:r>
-    </w:p>
-    <w:p>
-      <w:pPr>
-        <w:rPr>
-          <w:b/>
-          <w:bCs/>
-        </w:rPr>
-      </w:pPr>
-      <w:r>
-        <w:rPr>
-          <w:b/>
-          <w:bCs/>
-        </w:rPr>
-        <w:t>Protección cerrada AND operador autorizado → habilitación de máquina</w:t>
+      <w:pPr>
+        <w:rPr>
+          <w:b/>
+          <w:bCs/>
+        </w:rPr>
+      </w:pPr>
+      <w:r>
+        <w:t xml:space="preserve">La lógica </w:t>
+      </w:r>
+      <w:proofErr w:type="spellStart"/>
+      <w:proofErr w:type="gramStart"/>
+      <w:r>
+        <w:t>sería:</w:t>
+      </w:r>
+      <w:r>
+        <w:rPr>
+          <w:b/>
+          <w:bCs/>
+        </w:rPr>
+        <w:t>Protección</w:t>
+      </w:r>
+      <w:proofErr w:type="spellEnd"/>
+      <w:proofErr w:type="gramEnd"/>
+      <w:r>
+        <w:rPr>
+          <w:b/>
+          <w:bCs/>
+        </w:rPr>
+        <w:t xml:space="preserve"> cerrada AND operador autorizado → habilitación de máquina</w:t>
       </w:r>
     </w:p>
     <w:p>
@@ -8584,7 +9221,77 @@
           <w:b/>
           <w:bCs/>
         </w:rPr>
-        <w:t>Sensor detecta la condición → Generación de señal → Acondicionamiento → Procesamiento lógico → Activación del relé → Desactivación del motor</w:t>
+        <w:t xml:space="preserve">Sensor detecta la condición → </w:t>
+      </w:r>
+      <w:r>
+        <w:rPr>
+          <w:b/>
+          <w:bCs/>
+        </w:rPr>
+        <w:t>g</w:t>
+      </w:r>
+      <w:r>
+        <w:rPr>
+          <w:b/>
+          <w:bCs/>
+        </w:rPr>
+        <w:t xml:space="preserve">eneración de señal → </w:t>
+      </w:r>
+      <w:r>
+        <w:rPr>
+          <w:b/>
+          <w:bCs/>
+        </w:rPr>
+        <w:t>a</w:t>
+      </w:r>
+      <w:r>
+        <w:rPr>
+          <w:b/>
+          <w:bCs/>
+        </w:rPr>
+        <w:t xml:space="preserve">condicionamiento → </w:t>
+      </w:r>
+      <w:r>
+        <w:rPr>
+          <w:b/>
+          <w:bCs/>
+        </w:rPr>
+        <w:t>p</w:t>
+      </w:r>
+      <w:r>
+        <w:rPr>
+          <w:b/>
+          <w:bCs/>
+        </w:rPr>
+        <w:t xml:space="preserve">rocesamiento lógico → </w:t>
+      </w:r>
+      <w:r>
+        <w:rPr>
+          <w:b/>
+          <w:bCs/>
+        </w:rPr>
+        <w:t>a</w:t>
+      </w:r>
+      <w:r>
+        <w:rPr>
+          <w:b/>
+          <w:bCs/>
+        </w:rPr>
+        <w:t xml:space="preserve">ctivación del relé → </w:t>
+      </w:r>
+      <w:r>
+        <w:rPr>
+          <w:b/>
+          <w:bCs/>
+        </w:rPr>
+        <w:t>d</w:t>
+      </w:r>
+      <w:r>
+        <w:rPr>
+          <w:b/>
+          <w:bCs/>
+        </w:rPr>
+        <w:t>esactivación del motor</w:t>
       </w:r>
     </w:p>
     <w:p>
@@ -8762,7 +9469,7 @@
           <w:lang w:eastAsia="es-CO"/>
         </w:rPr>
         <w:drawing>
-          <wp:inline distT="0" distB="0" distL="0" distR="0" wp14:anchorId="785F60DD" wp14:editId="000B4AC9">
+          <wp:inline distT="0" distB="0" distL="0" distR="0" wp14:anchorId="785F60DD" wp14:editId="0C183F26">
             <wp:extent cx="4680000" cy="442800"/>
             <wp:effectExtent l="0" t="0" r="6350" b="0"/>
             <wp:docPr id="10" name="Imagen 10" descr="Diagrama de flujo vertical que representa un sistema de medición y control del nivel de un tanque. El proceso inicia con Nivel del tanque, que pasa a un Sensor. Luego, la señal continúa hacia un Acondicionador de señal, seguido de Procesamiento electrónico y Circuito de control. Finalmente, el circuito activa una Bomba / válvula. Las etapas están representadas en recuadros y conectadas mediante flechas descendentes."/>
@@ -8912,7 +9619,14 @@
     </w:p>
     <w:p>
       <w:r>
-        <w:t>Sensor = 1 → activar indicador</w:t>
+        <w:rPr>
+          <w:b/>
+          <w:bCs/>
+        </w:rPr>
+        <w:t>Sensor = 1</w:t>
+      </w:r>
+      <w:r>
+        <w:t xml:space="preserve"> → activar indicador</w:t>
       </w:r>
       <w:r>
         <w:t xml:space="preserve"> </w:t>
@@ -8924,7 +9638,14 @@
         <w:t xml:space="preserve"> </w:t>
       </w:r>
       <w:r>
-        <w:t>Sensor = 1 → detener la banda</w:t>
+        <w:rPr>
+          <w:b/>
+          <w:bCs/>
+        </w:rPr>
+        <w:t>Sensor = 1</w:t>
+      </w:r>
+      <w:r>
+        <w:t xml:space="preserve"> → detener la banda</w:t>
       </w:r>
     </w:p>
     <w:p>
@@ -8979,27 +9700,27 @@
       </w:r>
     </w:p>
     <w:p>
-      <w:pPr>
-        <w:pStyle w:val="Prrafodelista"/>
-        <w:numPr>
-          <w:ilvl w:val="0"/>
-          <w:numId w:val="37"/>
-        </w:numPr>
-      </w:pPr>
-      <w:r>
-        <w:t xml:space="preserve">Sensor A: protección cerrada. </w:t>
-      </w:r>
-    </w:p>
-    <w:p>
-      <w:pPr>
-        <w:pStyle w:val="Prrafodelista"/>
-        <w:numPr>
-          <w:ilvl w:val="0"/>
-          <w:numId w:val="37"/>
-        </w:numPr>
-      </w:pPr>
-      <w:r>
-        <w:t xml:space="preserve">Sensor B: condición de operación habilitada. </w:t>
+      <w:r>
+        <w:rPr>
+          <w:b/>
+          <w:bCs/>
+        </w:rPr>
+        <w:t>Sensor A</w:t>
+      </w:r>
+      <w:r>
+        <w:t xml:space="preserve">: protección cerrada. </w:t>
+      </w:r>
+    </w:p>
+    <w:p>
+      <w:r>
+        <w:rPr>
+          <w:b/>
+          <w:bCs/>
+        </w:rPr>
+        <w:t>Sensor B</w:t>
+      </w:r>
+      <w:r>
+        <w:t xml:space="preserve">: condición de operación habilitada. </w:t>
       </w:r>
     </w:p>
     <w:p>
@@ -9008,7 +9729,17 @@
       </w:r>
     </w:p>
     <w:p>
-      <w:r>
+      <w:pPr>
+        <w:rPr>
+          <w:b/>
+          <w:bCs/>
+        </w:rPr>
+      </w:pPr>
+      <w:r>
+        <w:rPr>
+          <w:b/>
+          <w:bCs/>
+        </w:rPr>
         <w:t>A = 1 AND B = 1</w:t>
       </w:r>
     </w:p>
@@ -9043,7 +9774,7 @@
           <w:lang w:eastAsia="es-CO"/>
         </w:rPr>
         <w:drawing>
-          <wp:inline distT="0" distB="0" distL="0" distR="0" wp14:anchorId="19B48D3B" wp14:editId="72F56950">
+          <wp:inline distT="0" distB="0" distL="0" distR="0" wp14:anchorId="19B48D3B" wp14:editId="550CB51B">
             <wp:extent cx="4680000" cy="1000800"/>
             <wp:effectExtent l="0" t="0" r="6350" b="8890"/>
             <wp:docPr id="11" name="Imagen 11" descr="Diagrama de un sistema de control lógico. Sensor A y Sensor B proporcionan señales de entrada a un bloque lógico AND. La salida del bloque AND se dirige mediante una flecha hacia un Relé, que a su vez envía la señal hacia una Máquina. El diagrama representa una condición en la que las señales de ambos sensores deben estar activas para accionar la máquina."/>
@@ -9112,7 +9843,7 @@
         <w:pStyle w:val="Prrafodelista"/>
         <w:numPr>
           <w:ilvl w:val="0"/>
-          <w:numId w:val="40"/>
+          <w:numId w:val="43"/>
         </w:numPr>
       </w:pPr>
       <w:r>
@@ -9124,7 +9855,7 @@
         <w:pStyle w:val="Prrafodelista"/>
         <w:numPr>
           <w:ilvl w:val="0"/>
-          <w:numId w:val="40"/>
+          <w:numId w:val="43"/>
         </w:numPr>
       </w:pPr>
       <w:r>
@@ -9136,7 +9867,7 @@
         <w:pStyle w:val="Prrafodelista"/>
         <w:numPr>
           <w:ilvl w:val="0"/>
-          <w:numId w:val="40"/>
+          <w:numId w:val="43"/>
         </w:numPr>
       </w:pPr>
       <w:r>
@@ -9148,7 +9879,7 @@
         <w:pStyle w:val="Prrafodelista"/>
         <w:numPr>
           <w:ilvl w:val="0"/>
-          <w:numId w:val="40"/>
+          <w:numId w:val="43"/>
         </w:numPr>
       </w:pPr>
       <w:r>
@@ -9160,7 +9891,7 @@
         <w:pStyle w:val="Prrafodelista"/>
         <w:numPr>
           <w:ilvl w:val="0"/>
-          <w:numId w:val="40"/>
+          <w:numId w:val="43"/>
         </w:numPr>
       </w:pPr>
       <w:r>
@@ -9172,7 +9903,7 @@
         <w:pStyle w:val="Prrafodelista"/>
         <w:numPr>
           <w:ilvl w:val="0"/>
-          <w:numId w:val="40"/>
+          <w:numId w:val="43"/>
         </w:numPr>
       </w:pPr>
       <w:r>
@@ -9883,6 +10614,11 @@
         <w:t xml:space="preserve"> siguiente pódcast para integrar los conceptos estudiados y reconocer cómo una señal puede ser procesada hasta generar una acción dentro de un sistema automático de control.</w:t>
       </w:r>
     </w:p>
+    <w:p>
+      <w:r>
+        <w:t>A continuación, se invita a ir al siguiente pódcast:</w:t>
+      </w:r>
+    </w:p>
     <w:p/>
     <w:p/>
     <w:tbl>
@@ -9913,7 +10649,6 @@
                 <w:b/>
                 <w:bCs/>
               </w:rPr>
-              <w:lastRenderedPageBreak/>
               <w:t xml:space="preserve">Transcripción del pódcast. </w:t>
             </w:r>
             <w:r>
@@ -10016,6 +10751,7 @@
                 <w:b/>
                 <w:bCs/>
               </w:rPr>
+              <w:lastRenderedPageBreak/>
               <w:t>Hombre</w:t>
             </w:r>
             <w:r>
@@ -10028,7 +10764,6 @@
                 <w:b/>
                 <w:bCs/>
               </w:rPr>
-              <w:lastRenderedPageBreak/>
               <w:t>Mujer</w:t>
             </w:r>
             <w:r>
@@ -10178,10 +10913,10 @@
           <w:lang w:eastAsia="es-CO"/>
         </w:rPr>
         <w:drawing>
-          <wp:inline distT="0" distB="0" distL="0" distR="0" wp14:anchorId="6245F71A" wp14:editId="2B37854E">
-            <wp:extent cx="6332220" cy="3836670"/>
+          <wp:inline distT="0" distB="0" distL="0" distR="0" wp14:anchorId="0377997B" wp14:editId="523B9F35">
+            <wp:extent cx="6332220" cy="3774440"/>
             <wp:effectExtent l="0" t="0" r="0" b="0"/>
-            <wp:docPr id="1489864459" name="Gráfico 4" descr="Gráfico de síntesis del componente formativo acondicionamiento y control donde se describe: el acondicionamiento de señales, conversión y representación de señales, circuitos básicos para el acondicionamiento, principios básicos de sistemas automáticos de control e integración y sistemas electrónicos."/>
+            <wp:docPr id="12" name="Imagen 12" descr="Gráfico de síntesis del componente formativo acondicionamiento y control donde se describe: el acondicionamiento de señales, conversión y representación de señales, circuitos básicos para el acondicionamiento, principios básicos de sistemas automáticos de control e integración y sistemas electrónicos."/>
             <wp:cNvGraphicFramePr>
               <a:graphicFrameLocks xmlns:a="http://schemas.openxmlformats.org/drawingml/2006/main" noChangeAspect="1"/>
             </wp:cNvGraphicFramePr>
@@ -10189,14 +10924,14 @@
               <a:graphicData uri="http://schemas.openxmlformats.org/drawingml/2006/picture">
                 <pic:pic xmlns:pic="http://schemas.openxmlformats.org/drawingml/2006/picture">
                   <pic:nvPicPr>
-                    <pic:cNvPr id="1489864459" name="Gráfico 4" descr="Gráfico de síntesis del componente formativo acondicionamiento y control donde se describe: el acondicionamiento de señales, conversión y representación de señales, circuitos básicos para el acondicionamiento, principios básicos de sistemas automáticos de control e integración y sistemas electrónicos."/>
+                    <pic:cNvPr id="12" name="Imagen 12" descr="Gráfico de síntesis del componente formativo acondicionamiento y control donde se describe: el acondicionamiento de señales, conversión y representación de señales, circuitos básicos para el acondicionamiento, principios básicos de sistemas automáticos de control e integración y sistemas electrónicos."/>
                     <pic:cNvPicPr/>
                   </pic:nvPicPr>
                   <pic:blipFill>
                     <a:blip r:embed="rId22">
                       <a:extLst>
-                        <a:ext uri="{96DAC541-7B7A-43D3-8B79-37D633B846F1}">
-                          <asvg:svgBlip xmlns:asvg="http://schemas.microsoft.com/office/drawing/2016/SVG/main" r:embed="rId23"/>
+                        <a:ext uri="{28A0092B-C50C-407E-A947-70E740481C1C}">
+                          <a14:useLocalDpi xmlns:a14="http://schemas.microsoft.com/office/drawing/2010/main" val="0"/>
                         </a:ext>
                       </a:extLst>
                     </a:blip>
@@ -10207,7 +10942,7 @@
                   <pic:spPr>
                     <a:xfrm>
                       <a:off x="0" y="0"/>
-                      <a:ext cx="6332220" cy="3836670"/>
+                      <a:ext cx="6332220" cy="3774440"/>
                     </a:xfrm>
                     <a:prstGeom prst="rect">
                       <a:avLst/>
@@ -10222,8 +10957,6 @@
     </w:p>
     <w:p>
       <w:pPr>
-        <w:ind w:firstLine="0"/>
-        <w:jc w:val="center"/>
         <w:rPr>
           <w:noProof/>
           <w:lang w:eastAsia="es-CO"/>
@@ -10241,6 +10974,7 @@
     </w:p>
     <w:p>
       <w:pPr>
+        <w:ind w:firstLine="0"/>
         <w:rPr>
           <w:noProof/>
           <w:lang w:eastAsia="es-CO"/>
@@ -10249,6 +10983,14 @@
     </w:p>
     <w:p>
       <w:pPr>
+        <w:rPr>
+          <w:noProof/>
+          <w:lang w:eastAsia="es-CO"/>
+        </w:rPr>
+      </w:pPr>
+    </w:p>
+    <w:p>
+      <w:pPr>
         <w:pStyle w:val="Titulosgenerales"/>
       </w:pPr>
       <w:bookmarkStart w:id="38" w:name="_Toc241839949"/>
@@ -10384,10 +11126,55 @@
       </w:r>
     </w:p>
     <w:p>
-      <w:r>
-        <w:t xml:space="preserve">Fluke Corporation. (s. f.). Guide to signal conditioning. </w:t>
-      </w:r>
-      <w:hyperlink r:id="rId24" w:history="1">
+      <w:proofErr w:type="spellStart"/>
+      <w:r>
+        <w:t>Fluke</w:t>
+      </w:r>
+      <w:proofErr w:type="spellEnd"/>
+      <w:r>
+        <w:t xml:space="preserve"> </w:t>
+      </w:r>
+      <w:proofErr w:type="spellStart"/>
+      <w:r>
+        <w:t>Corporation</w:t>
+      </w:r>
+      <w:proofErr w:type="spellEnd"/>
+      <w:r>
+        <w:t xml:space="preserve">. (s. f.). </w:t>
+      </w:r>
+      <w:proofErr w:type="spellStart"/>
+      <w:r>
+        <w:t>Guide</w:t>
+      </w:r>
+      <w:proofErr w:type="spellEnd"/>
+      <w:r>
+        <w:t xml:space="preserve"> </w:t>
+      </w:r>
+      <w:proofErr w:type="spellStart"/>
+      <w:r>
+        <w:t>to</w:t>
+      </w:r>
+      <w:proofErr w:type="spellEnd"/>
+      <w:r>
+        <w:t xml:space="preserve"> </w:t>
+      </w:r>
+      <w:proofErr w:type="spellStart"/>
+      <w:r>
+        <w:t>signal</w:t>
+      </w:r>
+      <w:proofErr w:type="spellEnd"/>
+      <w:r>
+        <w:t xml:space="preserve"> </w:t>
+      </w:r>
+      <w:proofErr w:type="spellStart"/>
+      <w:r>
+        <w:t>conditioning</w:t>
+      </w:r>
+      <w:proofErr w:type="spellEnd"/>
+      <w:r>
+        <w:t xml:space="preserve">. </w:t>
+      </w:r>
+      <w:hyperlink r:id="rId23" w:history="1">
         <w:r>
           <w:rPr>
             <w:rStyle w:val="Hipervnculo"/>
@@ -10400,10 +11187,31 @@
       </w:r>
     </w:p>
     <w:p>
-      <w:r>
-        <w:t xml:space="preserve">National Instruments. (s. f.). Signal conditioning. </w:t>
-      </w:r>
-      <w:hyperlink r:id="rId25" w:history="1">
+      <w:proofErr w:type="spellStart"/>
+      <w:r>
+        <w:t>National</w:t>
+      </w:r>
+      <w:proofErr w:type="spellEnd"/>
+      <w:r>
+        <w:t xml:space="preserve"> Instruments. (s. f.). </w:t>
+      </w:r>
+      <w:proofErr w:type="spellStart"/>
+      <w:r>
+        <w:t>Signal</w:t>
+      </w:r>
+      <w:proofErr w:type="spellEnd"/>
+      <w:r>
+        <w:t xml:space="preserve"> </w:t>
+      </w:r>
+      <w:proofErr w:type="spellStart"/>
+      <w:r>
+        <w:t>conditioning</w:t>
+      </w:r>
+      <w:proofErr w:type="spellEnd"/>
+      <w:r>
+        <w:t xml:space="preserve">. </w:t>
+      </w:r>
+      <w:hyperlink r:id="rId24" w:history="1">
         <w:r>
           <w:rPr>
             <w:rStyle w:val="Hipervnculo"/>
@@ -10416,10 +11224,55 @@
       </w:r>
     </w:p>
     <w:p>
-      <w:r>
-        <w:t xml:space="preserve">National Instruments. (s. f.). Student projects for measurements and instrumentation. </w:t>
-      </w:r>
-      <w:hyperlink r:id="rId26" w:history="1">
+      <w:proofErr w:type="spellStart"/>
+      <w:r>
+        <w:t>National</w:t>
+      </w:r>
+      <w:proofErr w:type="spellEnd"/>
+      <w:r>
+        <w:t xml:space="preserve"> Instruments. (s. f.). </w:t>
+      </w:r>
+      <w:proofErr w:type="spellStart"/>
+      <w:r>
+        <w:t>Student</w:t>
+      </w:r>
+      <w:proofErr w:type="spellEnd"/>
+      <w:r>
+        <w:t xml:space="preserve"> </w:t>
+      </w:r>
+      <w:proofErr w:type="spellStart"/>
+      <w:r>
+        <w:t>projects</w:t>
+      </w:r>
+      <w:proofErr w:type="spellEnd"/>
+      <w:r>
+        <w:t xml:space="preserve"> </w:t>
+      </w:r>
+      <w:proofErr w:type="spellStart"/>
+      <w:r>
+        <w:t>for</w:t>
+      </w:r>
+      <w:proofErr w:type="spellEnd"/>
+      <w:r>
+        <w:t xml:space="preserve"> </w:t>
+      </w:r>
+      <w:proofErr w:type="spellStart"/>
+      <w:r>
+        <w:t>measurements</w:t>
+      </w:r>
+      <w:proofErr w:type="spellEnd"/>
+      <w:r>
+        <w:t xml:space="preserve"> and </w:t>
+      </w:r>
+      <w:proofErr w:type="spellStart"/>
+      <w:r>
+        <w:t>instrumentation</w:t>
+      </w:r>
+      <w:proofErr w:type="spellEnd"/>
+      <w:r>
+        <w:t xml:space="preserve">. </w:t>
+      </w:r>
+      <w:hyperlink r:id="rId25" w:history="1">
         <w:r>
           <w:rPr>
             <w:rStyle w:val="Hipervnculo"/>
@@ -10432,10 +11285,79 @@
       </w:r>
     </w:p>
     <w:p>
-      <w:r>
-        <w:t xml:space="preserve">National Instruments. (s. f.). Engineer’s guide to the digitization of analog signals. </w:t>
-      </w:r>
-      <w:hyperlink r:id="rId27" w:history="1">
+      <w:proofErr w:type="spellStart"/>
+      <w:r>
+        <w:t>National</w:t>
+      </w:r>
+      <w:proofErr w:type="spellEnd"/>
+      <w:r>
+        <w:t xml:space="preserve"> Instruments. (s. f.). </w:t>
+      </w:r>
+      <w:proofErr w:type="spellStart"/>
+      <w:r>
+        <w:t>Engineer’s</w:t>
+      </w:r>
+      <w:proofErr w:type="spellEnd"/>
+      <w:r>
+        <w:t xml:space="preserve"> </w:t>
+      </w:r>
+      <w:proofErr w:type="spellStart"/>
+      <w:r>
+        <w:t>guide</w:t>
+      </w:r>
+      <w:proofErr w:type="spellEnd"/>
+      <w:r>
+        <w:t xml:space="preserve"> </w:t>
+      </w:r>
+      <w:proofErr w:type="spellStart"/>
+      <w:r>
+        <w:t>to</w:t>
+      </w:r>
+      <w:proofErr w:type="spellEnd"/>
+      <w:r>
+        <w:t xml:space="preserve"> </w:t>
+      </w:r>
+      <w:proofErr w:type="spellStart"/>
+      <w:r>
+        <w:t>the</w:t>
+      </w:r>
+      <w:proofErr w:type="spellEnd"/>
+      <w:r>
+        <w:t xml:space="preserve"> </w:t>
+      </w:r>
+      <w:proofErr w:type="spellStart"/>
+      <w:r>
+        <w:t>digitization</w:t>
+      </w:r>
+      <w:proofErr w:type="spellEnd"/>
+      <w:r>
+        <w:t xml:space="preserve"> </w:t>
+      </w:r>
+      <w:proofErr w:type="spellStart"/>
+      <w:r>
+        <w:t>of</w:t>
+      </w:r>
+      <w:proofErr w:type="spellEnd"/>
+      <w:r>
+        <w:t xml:space="preserve"> </w:t>
+      </w:r>
+      <w:proofErr w:type="spellStart"/>
+      <w:r>
+        <w:t>analog</w:t>
+      </w:r>
+      <w:proofErr w:type="spellEnd"/>
+      <w:r>
+        <w:t xml:space="preserve"> </w:t>
+      </w:r>
+      <w:proofErr w:type="spellStart"/>
+      <w:r>
+        <w:t>signals</w:t>
+      </w:r>
+      <w:proofErr w:type="spellEnd"/>
+      <w:r>
+        <w:t xml:space="preserve">. </w:t>
+      </w:r>
+      <w:hyperlink r:id="rId26" w:history="1">
         <w:r>
           <w:rPr>
             <w:rStyle w:val="Hipervnculo"/>
@@ -10448,10 +11370,15 @@
       </w:r>
     </w:p>
     <w:p>
-      <w:r>
-        <w:t xml:space="preserve">National Instruments. (2026). Cómo escoger el hardware DAQ adecuado para su sistema de medidas. </w:t>
-      </w:r>
-      <w:hyperlink r:id="rId28" w:history="1">
+      <w:proofErr w:type="spellStart"/>
+      <w:r>
+        <w:t>National</w:t>
+      </w:r>
+      <w:proofErr w:type="spellEnd"/>
+      <w:r>
+        <w:t xml:space="preserve"> Instruments. (2026). Cómo escoger el hardware DAQ adecuado para su sistema de medidas. </w:t>
+      </w:r>
+      <w:hyperlink r:id="rId27" w:history="1">
         <w:r>
           <w:rPr>
             <w:rStyle w:val="Hipervnculo"/>
@@ -10464,10 +11391,15 @@
       </w:r>
     </w:p>
     <w:p>
-      <w:r>
-        <w:t xml:space="preserve">National Instruments. (2026). Ventajas de la conversión analógica a digital Delta-Sigma. </w:t>
-      </w:r>
-      <w:hyperlink r:id="rId29" w:history="1">
+      <w:proofErr w:type="spellStart"/>
+      <w:r>
+        <w:t>National</w:t>
+      </w:r>
+      <w:proofErr w:type="spellEnd"/>
+      <w:r>
+        <w:t xml:space="preserve"> Instruments. (2026). Ventajas de la conversión analógica a digital Delta-Sigma. </w:t>
+      </w:r>
+      <w:hyperlink r:id="rId28" w:history="1">
         <w:r>
           <w:rPr>
             <w:rStyle w:val="Hipervnculo"/>
@@ -10480,14 +11412,24 @@
       </w:r>
     </w:p>
     <w:p>
-      <w:r>
-        <w:t>Pallàs Areny, R. (2005). Sensores y acondicionadores de señal (4.ª ed.). Marcombo.</w:t>
-      </w:r>
-    </w:p>
-    <w:p>
+      <w:proofErr w:type="spellStart"/>
+      <w:r>
+        <w:t>Pallàs</w:t>
+      </w:r>
+      <w:proofErr w:type="spellEnd"/>
+      <w:r>
+        <w:t xml:space="preserve"> Areny, R. (2005). Sensores y acondicionadores de señal (4.ª ed.). Marcombo.</w:t>
+      </w:r>
+    </w:p>
+    <w:p>
+      <w:proofErr w:type="spellStart"/>
       <w:r>
         <w:lastRenderedPageBreak/>
-        <w:t>Seippel, R. G. (1977). Fundamentos de electricidad: Principios de electricidad, electrónica, control y ordenadores. Reverté.</w:t>
+        <w:t>Seippel</w:t>
+      </w:r>
+      <w:proofErr w:type="spellEnd"/>
+      <w:r>
+        <w:t>, R. G. (1977). Fundamentos de electricidad: Principios de electricidad, electrónica, control y ordenadores. Reverté.</w:t>
       </w:r>
     </w:p>
     <w:p>
@@ -10864,7 +11806,13 @@
               </w:rPr>
             </w:pPr>
             <w:r>
-              <w:t>Diseñador de contenidos digitales</w:t>
+              <w:t>Diseñador</w:t>
+            </w:r>
+            <w:r>
+              <w:t>a</w:t>
+            </w:r>
+            <w:r>
+              <w:t xml:space="preserve"> de contenidos digitales</w:t>
             </w:r>
           </w:p>
         </w:tc>
@@ -11242,8 +12190,8 @@
       </w:pPr>
     </w:p>
     <w:sectPr>
-      <w:headerReference w:type="default" r:id="rId30"/>
-      <w:footerReference w:type="default" r:id="rId31"/>
+      <w:headerReference w:type="default" r:id="rId29"/>
+      <w:footerReference w:type="default" r:id="rId30"/>
       <w:pgSz w:w="12240" w:h="15840"/>
       <w:pgMar w:top="1701" w:right="1134" w:bottom="1134" w:left="1134" w:header="709" w:footer="737" w:gutter="0"/>
       <w:pgNumType w:start="1"/>
@@ -11256,7 +12204,7 @@
 </file>
 
 <file path=word/endnotes.xml><?xml version="1.0" encoding="utf-8"?>
-<w:endnotes xmlns:wpc="http://schemas.microsoft.com/office/word/2010/wordprocessingCanvas" xmlns:cx="http://schemas.microsoft.com/office/drawing/2014/chartex" xmlns:cx1="http://schemas.microsoft.com/office/drawing/2015/9/8/chartex" xmlns:cx2="http://schemas.microsoft.com/office/drawing/2015/10/21/chartex" xmlns:cx3="http://schemas.microsoft.com/office/drawing/2016/5/9/chartex" xmlns:cx4="http://schemas.microsoft.com/office/drawing/2016/5/10/chartex" xmlns:cx5="http://schemas.microsoft.com/office/drawing/2016/5/11/chartex" xmlns:cx6="http://schemas.microsoft.com/office/drawing/2016/5/12/chartex" xmlns:cx7="http://schemas.microsoft.com/office/drawing/2016/5/13/chartex" xmlns:cx8="http://schemas.microsoft.com/office/drawing/2016/5/14/chartex" xmlns:mc="http://schemas.openxmlformats.org/markup-compatibility/2006" xmlns:aink="http://schemas.microsoft.com/office/drawing/2016/ink" xmlns:am3d="http://schemas.microsoft.com/office/drawing/2017/model3d" xmlns:o="urn:schemas-microsoft-com:office:office" xmlns:oel="http://schemas.microsoft.com/office/2019/extlst" xmlns:r="http://schemas.openxmlformats.org/officeDocument/2006/relationships" xmlns:m="http://schemas.openxmlformats.org/officeDocument/2006/math" xmlns:v="urn:schemas-microsoft-com:vml" xmlns:wp14="http://schemas.microsoft.com/office/word/2010/wordprocessingDrawing" xmlns:wp="http://schemas.openxmlformats.org/drawingml/2006/wordprocessingDrawing" xmlns:w10="urn:schemas-microsoft-com:office:word" xmlns:w="http://schemas.openxmlformats.org/wordprocessingml/2006/main" xmlns:w14="http://schemas.microsoft.com/office/word/2010/wordml" xmlns:w15="http://schemas.microsoft.com/office/word/2012/wordml" xmlns:w16cex="http://schemas.microsoft.com/office/word/2018/wordml/cex" xmlns:w16cid="http://schemas.microsoft.com/office/word/2016/wordml/cid" xmlns:w16="http://schemas.microsoft.com/office/word/2018/wordml" xmlns:w16du="http://schemas.microsoft.com/office/word/2023/wordml/word16du" xmlns:w16sdtdh="http://schemas.microsoft.com/office/word/2020/wordml/sdtdatahash" xmlns:w16sdtfl="http://schemas.microsoft.com/office/word/2024/wordml/sdtformatlock" xmlns:w16se="http://schemas.microsoft.com/office/word/2015/wordml/symex" xmlns:wpg="http://schemas.microsoft.com/office/word/2010/wordprocessingGroup" xmlns:wpi="http://schemas.microsoft.com/office/word/2010/wordprocessingInk" xmlns:wne="http://schemas.microsoft.com/office/word/2006/wordml" xmlns:wps="http://schemas.microsoft.com/office/word/2010/wordprocessingShape" mc:Ignorable="w14 w15 w16se w16cid w16 w16cex w16sdtdh w16sdtfl w16du wp14">
+<w:endnotes xmlns:wpc="http://schemas.microsoft.com/office/word/2010/wordprocessingCanvas" xmlns:cx="http://schemas.microsoft.com/office/drawing/2014/chartex" xmlns:cx1="http://schemas.microsoft.com/office/drawing/2015/9/8/chartex" xmlns:cx2="http://schemas.microsoft.com/office/drawing/2015/10/21/chartex" xmlns:cx3="http://schemas.microsoft.com/office/drawing/2016/5/9/chartex" xmlns:cx4="http://schemas.microsoft.com/office/drawing/2016/5/10/chartex" xmlns:cx5="http://schemas.microsoft.com/office/drawing/2016/5/11/chartex" xmlns:cx6="http://schemas.microsoft.com/office/drawing/2016/5/12/chartex" xmlns:cx7="http://schemas.microsoft.com/office/drawing/2016/5/13/chartex" xmlns:cx8="http://schemas.microsoft.com/office/drawing/2016/5/14/chartex" xmlns:mc="http://schemas.openxmlformats.org/markup-compatibility/2006" xmlns:aink="http://schemas.microsoft.com/office/drawing/2016/ink" xmlns:am3d="http://schemas.microsoft.com/office/drawing/2017/model3d" xmlns:o="urn:schemas-microsoft-com:office:office" xmlns:r="http://schemas.openxmlformats.org/officeDocument/2006/relationships" xmlns:m="http://schemas.openxmlformats.org/officeDocument/2006/math" xmlns:v="urn:schemas-microsoft-com:vml" xmlns:wp14="http://schemas.microsoft.com/office/word/2010/wordprocessingDrawing" xmlns:wp="http://schemas.openxmlformats.org/drawingml/2006/wordprocessingDrawing" xmlns:w10="urn:schemas-microsoft-com:office:word" xmlns:w="http://schemas.openxmlformats.org/wordprocessingml/2006/main" xmlns:w14="http://schemas.microsoft.com/office/word/2010/wordml" xmlns:w15="http://schemas.microsoft.com/office/word/2012/wordml" xmlns:w16cex="http://schemas.microsoft.com/office/word/2018/wordml/cex" xmlns:w16cid="http://schemas.microsoft.com/office/word/2016/wordml/cid" xmlns:w16="http://schemas.microsoft.com/office/word/2018/wordml" xmlns:w16sdtdh="http://schemas.microsoft.com/office/word/2020/wordml/sdtdatahash" xmlns:w16se="http://schemas.microsoft.com/office/word/2015/wordml/symex" xmlns:wpg="http://schemas.microsoft.com/office/word/2010/wordprocessingGroup" xmlns:wpi="http://schemas.microsoft.com/office/word/2010/wordprocessingInk" xmlns:wne="http://schemas.microsoft.com/office/word/2006/wordml" xmlns:wps="http://schemas.microsoft.com/office/word/2010/wordprocessingShape" mc:Ignorable="w14 w15 w16se w16cid w16 w16cex w16sdtdh wp14">
   <w:endnote w:type="separator" w:id="-1">
     <w:p>
       <w:pPr>
@@ -11283,7 +12231,7 @@
 </file>
 
 <file path=word/footer1.xml><?xml version="1.0" encoding="utf-8"?>
-<w:ftr xmlns:wpc="http://schemas.microsoft.com/office/word/2010/wordprocessingCanvas" xmlns:cx="http://schemas.microsoft.com/office/drawing/2014/chartex" xmlns:cx1="http://schemas.microsoft.com/office/drawing/2015/9/8/chartex" xmlns:cx2="http://schemas.microsoft.com/office/drawing/2015/10/21/chartex" xmlns:cx3="http://schemas.microsoft.com/office/drawing/2016/5/9/chartex" xmlns:cx4="http://schemas.microsoft.com/office/drawing/2016/5/10/chartex" xmlns:cx5="http://schemas.microsoft.com/office/drawing/2016/5/11/chartex" xmlns:cx6="http://schemas.microsoft.com/office/drawing/2016/5/12/chartex" xmlns:cx7="http://schemas.microsoft.com/office/drawing/2016/5/13/chartex" xmlns:cx8="http://schemas.microsoft.com/office/drawing/2016/5/14/chartex" xmlns:mc="http://schemas.openxmlformats.org/markup-compatibility/2006" xmlns:aink="http://schemas.microsoft.com/office/drawing/2016/ink" xmlns:am3d="http://schemas.microsoft.com/office/drawing/2017/model3d" xmlns:o="urn:schemas-microsoft-com:office:office" xmlns:oel="http://schemas.microsoft.com/office/2019/extlst" xmlns:r="http://schemas.openxmlformats.org/officeDocument/2006/relationships" xmlns:m="http://schemas.openxmlformats.org/officeDocument/2006/math" xmlns:v="urn:schemas-microsoft-com:vml" xmlns:wp14="http://schemas.microsoft.com/office/word/2010/wordprocessingDrawing" xmlns:wp="http://schemas.openxmlformats.org/drawingml/2006/wordprocessingDrawing" xmlns:w10="urn:schemas-microsoft-com:office:word" xmlns:w="http://schemas.openxmlformats.org/wordprocessingml/2006/main" xmlns:w14="http://schemas.microsoft.com/office/word/2010/wordml" xmlns:w15="http://schemas.microsoft.com/office/word/2012/wordml" xmlns:w16cex="http://schemas.microsoft.com/office/word/2018/wordml/cex" xmlns:w16cid="http://schemas.microsoft.com/office/word/2016/wordml/cid" xmlns:w16="http://schemas.microsoft.com/office/word/2018/wordml" xmlns:w16du="http://schemas.microsoft.com/office/word/2023/wordml/word16du" xmlns:w16sdtdh="http://schemas.microsoft.com/office/word/2020/wordml/sdtdatahash" xmlns:w16sdtfl="http://schemas.microsoft.com/office/word/2024/wordml/sdtformatlock" xmlns:w16se="http://schemas.microsoft.com/office/word/2015/wordml/symex" xmlns:wpg="http://schemas.microsoft.com/office/word/2010/wordprocessingGroup" xmlns:wpi="http://schemas.microsoft.com/office/word/2010/wordprocessingInk" xmlns:wne="http://schemas.microsoft.com/office/word/2006/wordml" xmlns:wps="http://schemas.microsoft.com/office/word/2010/wordprocessingShape" mc:Ignorable="w14 w15 w16se w16cid w16 w16cex w16sdtdh w16sdtfl w16du wp14">
+<w:ftr xmlns:wpc="http://schemas.microsoft.com/office/word/2010/wordprocessingCanvas" xmlns:cx="http://schemas.microsoft.com/office/drawing/2014/chartex" xmlns:cx1="http://schemas.microsoft.com/office/drawing/2015/9/8/chartex" xmlns:cx2="http://schemas.microsoft.com/office/drawing/2015/10/21/chartex" xmlns:cx3="http://schemas.microsoft.com/office/drawing/2016/5/9/chartex" xmlns:cx4="http://schemas.microsoft.com/office/drawing/2016/5/10/chartex" xmlns:cx5="http://schemas.microsoft.com/office/drawing/2016/5/11/chartex" xmlns:cx6="http://schemas.microsoft.com/office/drawing/2016/5/12/chartex" xmlns:cx7="http://schemas.microsoft.com/office/drawing/2016/5/13/chartex" xmlns:cx8="http://schemas.microsoft.com/office/drawing/2016/5/14/chartex" xmlns:mc="http://schemas.openxmlformats.org/markup-compatibility/2006" xmlns:aink="http://schemas.microsoft.com/office/drawing/2016/ink" xmlns:am3d="http://schemas.microsoft.com/office/drawing/2017/model3d" xmlns:o="urn:schemas-microsoft-com:office:office" xmlns:r="http://schemas.openxmlformats.org/officeDocument/2006/relationships" xmlns:m="http://schemas.openxmlformats.org/officeDocument/2006/math" xmlns:v="urn:schemas-microsoft-com:vml" xmlns:wp14="http://schemas.microsoft.com/office/word/2010/wordprocessingDrawing" xmlns:wp="http://schemas.openxmlformats.org/drawingml/2006/wordprocessingDrawing" xmlns:w10="urn:schemas-microsoft-com:office:word" xmlns:w="http://schemas.openxmlformats.org/wordprocessingml/2006/main" xmlns:w14="http://schemas.microsoft.com/office/word/2010/wordml" xmlns:w15="http://schemas.microsoft.com/office/word/2012/wordml" xmlns:w16cex="http://schemas.microsoft.com/office/word/2018/wordml/cex" xmlns:w16cid="http://schemas.microsoft.com/office/word/2016/wordml/cid" xmlns:w16="http://schemas.microsoft.com/office/word/2018/wordml" xmlns:w16sdtdh="http://schemas.microsoft.com/office/word/2020/wordml/sdtdatahash" xmlns:w16se="http://schemas.microsoft.com/office/word/2015/wordml/symex" xmlns:wpg="http://schemas.microsoft.com/office/word/2010/wordprocessingGroup" xmlns:wpi="http://schemas.microsoft.com/office/word/2010/wordprocessingInk" xmlns:wne="http://schemas.microsoft.com/office/word/2006/wordml" xmlns:wps="http://schemas.microsoft.com/office/word/2010/wordprocessingShape" mc:Ignorable="w14 w15 w16se w16cid w16 w16cex w16sdtdh wp14">
   <w:sdt>
     <w:sdtPr>
       <w:id w:val="-1465197936"/>
@@ -11292,6 +12240,7 @@
         <w:docPartUnique/>
       </w:docPartObj>
     </w:sdtPr>
+    <w:sdtEndPr/>
     <w:sdtContent>
       <w:p>
         <w:pPr>
@@ -11329,7 +12278,7 @@
 </file>
 
 <file path=word/footnotes.xml><?xml version="1.0" encoding="utf-8"?>
-<w:footnotes xmlns:wpc="http://schemas.microsoft.com/office/word/2010/wordprocessingCanvas" xmlns:cx="http://schemas.microsoft.com/office/drawing/2014/chartex" xmlns:cx1="http://schemas.microsoft.com/office/drawing/2015/9/8/chartex" xmlns:cx2="http://schemas.microsoft.com/office/drawing/2015/10/21/chartex" xmlns:cx3="http://schemas.microsoft.com/office/drawing/2016/5/9/chartex" xmlns:cx4="http://schemas.microsoft.com/office/drawing/2016/5/10/chartex" xmlns:cx5="http://schemas.microsoft.com/office/drawing/2016/5/11/chartex" xmlns:cx6="http://schemas.microsoft.com/office/drawing/2016/5/12/chartex" xmlns:cx7="http://schemas.microsoft.com/office/drawing/2016/5/13/chartex" xmlns:cx8="http://schemas.microsoft.com/office/drawing/2016/5/14/chartex" xmlns:mc="http://schemas.openxmlformats.org/markup-compatibility/2006" xmlns:aink="http://schemas.microsoft.com/office/drawing/2016/ink" xmlns:am3d="http://schemas.microsoft.com/office/drawing/2017/model3d" xmlns:o="urn:schemas-microsoft-com:office:office" xmlns:oel="http://schemas.microsoft.com/office/2019/extlst" xmlns:r="http://schemas.openxmlformats.org/officeDocument/2006/relationships" xmlns:m="http://schemas.openxmlformats.org/officeDocument/2006/math" xmlns:v="urn:schemas-microsoft-com:vml" xmlns:wp14="http://schemas.microsoft.com/office/word/2010/wordprocessingDrawing" xmlns:wp="http://schemas.openxmlformats.org/drawingml/2006/wordprocessingDrawing" xmlns:w10="urn:schemas-microsoft-com:office:word" xmlns:w="http://schemas.openxmlformats.org/wordprocessingml/2006/main" xmlns:w14="http://schemas.microsoft.com/office/word/2010/wordml" xmlns:w15="http://schemas.microsoft.com/office/word/2012/wordml" xmlns:w16cex="http://schemas.microsoft.com/office/word/2018/wordml/cex" xmlns:w16cid="http://schemas.microsoft.com/office/word/2016/wordml/cid" xmlns:w16="http://schemas.microsoft.com/office/word/2018/wordml" xmlns:w16du="http://schemas.microsoft.com/office/word/2023/wordml/word16du" xmlns:w16sdtdh="http://schemas.microsoft.com/office/word/2020/wordml/sdtdatahash" xmlns:w16sdtfl="http://schemas.microsoft.com/office/word/2024/wordml/sdtformatlock" xmlns:w16se="http://schemas.microsoft.com/office/word/2015/wordml/symex" xmlns:wpg="http://schemas.microsoft.com/office/word/2010/wordprocessingGroup" xmlns:wpi="http://schemas.microsoft.com/office/word/2010/wordprocessingInk" xmlns:wne="http://schemas.microsoft.com/office/word/2006/wordml" xmlns:wps="http://schemas.microsoft.com/office/word/2010/wordprocessingShape" mc:Ignorable="w14 w15 w16se w16cid w16 w16cex w16sdtdh w16sdtfl w16du wp14">
+<w:footnotes xmlns:wpc="http://schemas.microsoft.com/office/word/2010/wordprocessingCanvas" xmlns:cx="http://schemas.microsoft.com/office/drawing/2014/chartex" xmlns:cx1="http://schemas.microsoft.com/office/drawing/2015/9/8/chartex" xmlns:cx2="http://schemas.microsoft.com/office/drawing/2015/10/21/chartex" xmlns:cx3="http://schemas.microsoft.com/office/drawing/2016/5/9/chartex" xmlns:cx4="http://schemas.microsoft.com/office/drawing/2016/5/10/chartex" xmlns:cx5="http://schemas.microsoft.com/office/drawing/2016/5/11/chartex" xmlns:cx6="http://schemas.microsoft.com/office/drawing/2016/5/12/chartex" xmlns:cx7="http://schemas.microsoft.com/office/drawing/2016/5/13/chartex" xmlns:cx8="http://schemas.microsoft.com/office/drawing/2016/5/14/chartex" xmlns:mc="http://schemas.openxmlformats.org/markup-compatibility/2006" xmlns:aink="http://schemas.microsoft.com/office/drawing/2016/ink" xmlns:am3d="http://schemas.microsoft.com/office/drawing/2017/model3d" xmlns:o="urn:schemas-microsoft-com:office:office" xmlns:r="http://schemas.openxmlformats.org/officeDocument/2006/relationships" xmlns:m="http://schemas.openxmlformats.org/officeDocument/2006/math" xmlns:v="urn:schemas-microsoft-com:vml" xmlns:wp14="http://schemas.microsoft.com/office/word/2010/wordprocessingDrawing" xmlns:wp="http://schemas.openxmlformats.org/drawingml/2006/wordprocessingDrawing" xmlns:w10="urn:schemas-microsoft-com:office:word" xmlns:w="http://schemas.openxmlformats.org/wordprocessingml/2006/main" xmlns:w14="http://schemas.microsoft.com/office/word/2010/wordml" xmlns:w15="http://schemas.microsoft.com/office/word/2012/wordml" xmlns:w16cex="http://schemas.microsoft.com/office/word/2018/wordml/cex" xmlns:w16cid="http://schemas.microsoft.com/office/word/2016/wordml/cid" xmlns:w16="http://schemas.microsoft.com/office/word/2018/wordml" xmlns:w16sdtdh="http://schemas.microsoft.com/office/word/2020/wordml/sdtdatahash" xmlns:w16se="http://schemas.microsoft.com/office/word/2015/wordml/symex" xmlns:wpg="http://schemas.microsoft.com/office/word/2010/wordprocessingGroup" xmlns:wpi="http://schemas.microsoft.com/office/word/2010/wordprocessingInk" xmlns:wne="http://schemas.microsoft.com/office/word/2006/wordml" xmlns:wps="http://schemas.microsoft.com/office/word/2010/wordprocessingShape" mc:Ignorable="w14 w15 w16se w16cid w16 w16cex w16sdtdh wp14">
   <w:footnote w:type="separator" w:id="-1">
     <w:p>
       <w:pPr>
@@ -11356,7 +12305,7 @@
 </file>
 
 <file path=word/header1.xml><?xml version="1.0" encoding="utf-8"?>
-<w:hdr xmlns:wpc="http://schemas.microsoft.com/office/word/2010/wordprocessingCanvas" xmlns:cx="http://schemas.microsoft.com/office/drawing/2014/chartex" xmlns:cx1="http://schemas.microsoft.com/office/drawing/2015/9/8/chartex" xmlns:cx2="http://schemas.microsoft.com/office/drawing/2015/10/21/chartex" xmlns:cx3="http://schemas.microsoft.com/office/drawing/2016/5/9/chartex" xmlns:cx4="http://schemas.microsoft.com/office/drawing/2016/5/10/chartex" xmlns:cx5="http://schemas.microsoft.com/office/drawing/2016/5/11/chartex" xmlns:cx6="http://schemas.microsoft.com/office/drawing/2016/5/12/chartex" xmlns:cx7="http://schemas.microsoft.com/office/drawing/2016/5/13/chartex" xmlns:cx8="http://schemas.microsoft.com/office/drawing/2016/5/14/chartex" xmlns:mc="http://schemas.openxmlformats.org/markup-compatibility/2006" xmlns:aink="http://schemas.microsoft.com/office/drawing/2016/ink" xmlns:am3d="http://schemas.microsoft.com/office/drawing/2017/model3d" xmlns:o="urn:schemas-microsoft-com:office:office" xmlns:oel="http://schemas.microsoft.com/office/2019/extlst" xmlns:r="http://schemas.openxmlformats.org/officeDocument/2006/relationships" xmlns:m="http://schemas.openxmlformats.org/officeDocument/2006/math" xmlns:v="urn:schemas-microsoft-com:vml" xmlns:wp14="http://schemas.microsoft.com/office/word/2010/wordprocessingDrawing" xmlns:wp="http://schemas.openxmlformats.org/drawingml/2006/wordprocessingDrawing" xmlns:w10="urn:schemas-microsoft-com:office:word" xmlns:w="http://schemas.openxmlformats.org/wordprocessingml/2006/main" xmlns:w14="http://schemas.microsoft.com/office/word/2010/wordml" xmlns:w15="http://schemas.microsoft.com/office/word/2012/wordml" xmlns:w16cex="http://schemas.microsoft.com/office/word/2018/wordml/cex" xmlns:w16cid="http://schemas.microsoft.com/office/word/2016/wordml/cid" xmlns:w16="http://schemas.microsoft.com/office/word/2018/wordml" xmlns:w16du="http://schemas.microsoft.com/office/word/2023/wordml/word16du" xmlns:w16sdtdh="http://schemas.microsoft.com/office/word/2020/wordml/sdtdatahash" xmlns:w16sdtfl="http://schemas.microsoft.com/office/word/2024/wordml/sdtformatlock" xmlns:w16se="http://schemas.microsoft.com/office/word/2015/wordml/symex" xmlns:wpg="http://schemas.microsoft.com/office/word/2010/wordprocessingGroup" xmlns:wpi="http://schemas.microsoft.com/office/word/2010/wordprocessingInk" xmlns:wne="http://schemas.microsoft.com/office/word/2006/wordml" xmlns:wps="http://schemas.microsoft.com/office/word/2010/wordprocessingShape" mc:Ignorable="w14 w15 w16se w16cid w16 w16cex w16sdtdh w16sdtfl w16du wp14">
+<w:hdr xmlns:wpc="http://schemas.microsoft.com/office/word/2010/wordprocessingCanvas" xmlns:cx="http://schemas.microsoft.com/office/drawing/2014/chartex" xmlns:cx1="http://schemas.microsoft.com/office/drawing/2015/9/8/chartex" xmlns:cx2="http://schemas.microsoft.com/office/drawing/2015/10/21/chartex" xmlns:cx3="http://schemas.microsoft.com/office/drawing/2016/5/9/chartex" xmlns:cx4="http://schemas.microsoft.com/office/drawing/2016/5/10/chartex" xmlns:cx5="http://schemas.microsoft.com/office/drawing/2016/5/11/chartex" xmlns:cx6="http://schemas.microsoft.com/office/drawing/2016/5/12/chartex" xmlns:cx7="http://schemas.microsoft.com/office/drawing/2016/5/13/chartex" xmlns:cx8="http://schemas.microsoft.com/office/drawing/2016/5/14/chartex" xmlns:mc="http://schemas.openxmlformats.org/markup-compatibility/2006" xmlns:aink="http://schemas.microsoft.com/office/drawing/2016/ink" xmlns:am3d="http://schemas.microsoft.com/office/drawing/2017/model3d" xmlns:o="urn:schemas-microsoft-com:office:office" xmlns:r="http://schemas.openxmlformats.org/officeDocument/2006/relationships" xmlns:m="http://schemas.openxmlformats.org/officeDocument/2006/math" xmlns:v="urn:schemas-microsoft-com:vml" xmlns:wp14="http://schemas.microsoft.com/office/word/2010/wordprocessingDrawing" xmlns:wp="http://schemas.openxmlformats.org/drawingml/2006/wordprocessingDrawing" xmlns:w10="urn:schemas-microsoft-com:office:word" xmlns:w="http://schemas.openxmlformats.org/wordprocessingml/2006/main" xmlns:w14="http://schemas.microsoft.com/office/word/2010/wordml" xmlns:w15="http://schemas.microsoft.com/office/word/2012/wordml" xmlns:w16cex="http://schemas.microsoft.com/office/word/2018/wordml/cex" xmlns:w16cid="http://schemas.microsoft.com/office/word/2016/wordml/cid" xmlns:w16="http://schemas.microsoft.com/office/word/2018/wordml" xmlns:w16sdtdh="http://schemas.microsoft.com/office/word/2020/wordml/sdtdatahash" xmlns:w16se="http://schemas.microsoft.com/office/word/2015/wordml/symex" xmlns:wpg="http://schemas.microsoft.com/office/word/2010/wordprocessingGroup" xmlns:wpi="http://schemas.microsoft.com/office/word/2010/wordprocessingInk" xmlns:wne="http://schemas.microsoft.com/office/word/2006/wordml" xmlns:wps="http://schemas.microsoft.com/office/word/2010/wordprocessingShape" mc:Ignorable="w14 w15 w16se w16cid w16 w16cex w16sdtdh wp14">
   <w:p>
     <w:pPr>
       <w:pStyle w:val="Encabezado"/>
@@ -11443,7 +12392,7 @@
 </file>
 
 <file path=word/numbering.xml><?xml version="1.0" encoding="utf-8"?>
-<w:numbering xmlns:wpc="http://schemas.microsoft.com/office/word/2010/wordprocessingCanvas" xmlns:cx="http://schemas.microsoft.com/office/drawing/2014/chartex" xmlns:cx1="http://schemas.microsoft.com/office/drawing/2015/9/8/chartex" xmlns:cx2="http://schemas.microsoft.com/office/drawing/2015/10/21/chartex" xmlns:cx3="http://schemas.microsoft.com/office/drawing/2016/5/9/chartex" xmlns:cx4="http://schemas.microsoft.com/office/drawing/2016/5/10/chartex" xmlns:cx5="http://schemas.microsoft.com/office/drawing/2016/5/11/chartex" xmlns:cx6="http://schemas.microsoft.com/office/drawing/2016/5/12/chartex" xmlns:cx7="http://schemas.microsoft.com/office/drawing/2016/5/13/chartex" xmlns:cx8="http://schemas.microsoft.com/office/drawing/2016/5/14/chartex" xmlns:mc="http://schemas.openxmlformats.org/markup-compatibility/2006" xmlns:aink="http://schemas.microsoft.com/office/drawing/2016/ink" xmlns:am3d="http://schemas.microsoft.com/office/drawing/2017/model3d" xmlns:o="urn:schemas-microsoft-com:office:office" xmlns:oel="http://schemas.microsoft.com/office/2019/extlst" xmlns:r="http://schemas.openxmlformats.org/officeDocument/2006/relationships" xmlns:m="http://schemas.openxmlformats.org/officeDocument/2006/math" xmlns:v="urn:schemas-microsoft-com:vml" xmlns:wp14="http://schemas.microsoft.com/office/word/2010/wordprocessingDrawing" xmlns:wp="http://schemas.openxmlformats.org/drawingml/2006/wordprocessingDrawing" xmlns:w10="urn:schemas-microsoft-com:office:word" xmlns:w="http://schemas.openxmlformats.org/wordprocessingml/2006/main" xmlns:w14="http://schemas.microsoft.com/office/word/2010/wordml" xmlns:w15="http://schemas.microsoft.com/office/word/2012/wordml" xmlns:w16cex="http://schemas.microsoft.com/office/word/2018/wordml/cex" xmlns:w16cid="http://schemas.microsoft.com/office/word/2016/wordml/cid" xmlns:w16="http://schemas.microsoft.com/office/word/2018/wordml" xmlns:w16du="http://schemas.microsoft.com/office/word/2023/wordml/word16du" xmlns:w16sdtdh="http://schemas.microsoft.com/office/word/2020/wordml/sdtdatahash" xmlns:w16sdtfl="http://schemas.microsoft.com/office/word/2024/wordml/sdtformatlock" xmlns:w16se="http://schemas.microsoft.com/office/word/2015/wordml/symex" xmlns:wpg="http://schemas.microsoft.com/office/word/2010/wordprocessingGroup" xmlns:wpi="http://schemas.microsoft.com/office/word/2010/wordprocessingInk" xmlns:wne="http://schemas.microsoft.com/office/word/2006/wordml" xmlns:wps="http://schemas.microsoft.com/office/word/2010/wordprocessingShape" mc:Ignorable="w14 w15 w16se w16cid w16 w16cex w16sdtdh w16sdtfl w16du wp14">
+<w:numbering xmlns:wpc="http://schemas.microsoft.com/office/word/2010/wordprocessingCanvas" xmlns:cx="http://schemas.microsoft.com/office/drawing/2014/chartex" xmlns:cx1="http://schemas.microsoft.com/office/drawing/2015/9/8/chartex" xmlns:cx2="http://schemas.microsoft.com/office/drawing/2015/10/21/chartex" xmlns:cx3="http://schemas.microsoft.com/office/drawing/2016/5/9/chartex" xmlns:cx4="http://schemas.microsoft.com/office/drawing/2016/5/10/chartex" xmlns:cx5="http://schemas.microsoft.com/office/drawing/2016/5/11/chartex" xmlns:cx6="http://schemas.microsoft.com/office/drawing/2016/5/12/chartex" xmlns:cx7="http://schemas.microsoft.com/office/drawing/2016/5/13/chartex" xmlns:cx8="http://schemas.microsoft.com/office/drawing/2016/5/14/chartex" xmlns:mc="http://schemas.openxmlformats.org/markup-compatibility/2006" xmlns:aink="http://schemas.microsoft.com/office/drawing/2016/ink" xmlns:am3d="http://schemas.microsoft.com/office/drawing/2017/model3d" xmlns:o="urn:schemas-microsoft-com:office:office" xmlns:r="http://schemas.openxmlformats.org/officeDocument/2006/relationships" xmlns:m="http://schemas.openxmlformats.org/officeDocument/2006/math" xmlns:v="urn:schemas-microsoft-com:vml" xmlns:wp14="http://schemas.microsoft.com/office/word/2010/wordprocessingDrawing" xmlns:wp="http://schemas.openxmlformats.org/drawingml/2006/wordprocessingDrawing" xmlns:w10="urn:schemas-microsoft-com:office:word" xmlns:w="http://schemas.openxmlformats.org/wordprocessingml/2006/main" xmlns:w14="http://schemas.microsoft.com/office/word/2010/wordml" xmlns:w15="http://schemas.microsoft.com/office/word/2012/wordml" xmlns:w16cex="http://schemas.microsoft.com/office/word/2018/wordml/cex" xmlns:w16cid="http://schemas.microsoft.com/office/word/2016/wordml/cid" xmlns:w16="http://schemas.microsoft.com/office/word/2018/wordml" xmlns:w16sdtdh="http://schemas.microsoft.com/office/word/2020/wordml/sdtdatahash" xmlns:w16se="http://schemas.microsoft.com/office/word/2015/wordml/symex" xmlns:wpg="http://schemas.microsoft.com/office/word/2010/wordprocessingGroup" xmlns:wpi="http://schemas.microsoft.com/office/word/2010/wordprocessingInk" xmlns:wne="http://schemas.microsoft.com/office/word/2006/wordml" xmlns:wps="http://schemas.microsoft.com/office/word/2010/wordprocessingShape" mc:Ignorable="w14 w15 w16se w16cid w16 w16cex w16sdtdh wp14">
   <w:abstractNum w:abstractNumId="0" w15:restartNumberingAfterBreak="0">
     <w:nsid w:val="FFFFFF89"/>
     <w:multiLevelType w:val="singleLevel"/>
@@ -13459,6 +14408,119 @@
     </w:lvl>
   </w:abstractNum>
   <w:abstractNum w:abstractNumId="19" w15:restartNumberingAfterBreak="0">
+    <w:nsid w:val="3B5D2BE6"/>
+    <w:multiLevelType w:val="hybridMultilevel"/>
+    <w:tmpl w:val="C3680814"/>
+    <w:lvl w:ilvl="0" w:tplc="240A0001">
+      <w:start w:val="1"/>
+      <w:numFmt w:val="bullet"/>
+      <w:lvlText w:val=""/>
+      <w:lvlJc w:val="left"/>
+      <w:pPr>
+        <w:ind w:left="1429" w:hanging="360"/>
+      </w:pPr>
+      <w:rPr>
+        <w:rFonts w:ascii="Symbol" w:hAnsi="Symbol" w:hint="default"/>
+      </w:rPr>
+    </w:lvl>
+    <w:lvl w:ilvl="1" w:tplc="240A0003" w:tentative="1">
+      <w:start w:val="1"/>
+      <w:numFmt w:val="bullet"/>
+      <w:lvlText w:val="o"/>
+      <w:lvlJc w:val="left"/>
+      <w:pPr>
+        <w:ind w:left="2149" w:hanging="360"/>
+      </w:pPr>
+      <w:rPr>
+        <w:rFonts w:ascii="Courier New" w:hAnsi="Courier New" w:cs="Courier New" w:hint="default"/>
+      </w:rPr>
+    </w:lvl>
+    <w:lvl w:ilvl="2" w:tplc="240A0005" w:tentative="1">
+      <w:start w:val="1"/>
+      <w:numFmt w:val="bullet"/>
+      <w:lvlText w:val=""/>
+      <w:lvlJc w:val="left"/>
+      <w:pPr>
+        <w:ind w:left="2869" w:hanging="360"/>
+      </w:pPr>
+      <w:rPr>
+        <w:rFonts w:ascii="Wingdings" w:hAnsi="Wingdings" w:hint="default"/>
+      </w:rPr>
+    </w:lvl>
+    <w:lvl w:ilvl="3" w:tplc="240A0001" w:tentative="1">
+      <w:start w:val="1"/>
+      <w:numFmt w:val="bullet"/>
+      <w:lvlText w:val=""/>
+      <w:lvlJc w:val="left"/>
+      <w:pPr>
+        <w:ind w:left="3589" w:hanging="360"/>
+      </w:pPr>
+      <w:rPr>
+        <w:rFonts w:ascii="Symbol" w:hAnsi="Symbol" w:hint="default"/>
+      </w:rPr>
+    </w:lvl>
+    <w:lvl w:ilvl="4" w:tplc="240A0003" w:tentative="1">
+      <w:start w:val="1"/>
+      <w:numFmt w:val="bullet"/>
+      <w:lvlText w:val="o"/>
+      <w:lvlJc w:val="left"/>
+      <w:pPr>
+        <w:ind w:left="4309" w:hanging="360"/>
+      </w:pPr>
+      <w:rPr>
+        <w:rFonts w:ascii="Courier New" w:hAnsi="Courier New" w:cs="Courier New" w:hint="default"/>
+      </w:rPr>
+    </w:lvl>
+    <w:lvl w:ilvl="5" w:tplc="240A0005" w:tentative="1">
+      <w:start w:val="1"/>
+      <w:numFmt w:val="bullet"/>
+      <w:lvlText w:val=""/>
+      <w:lvlJc w:val="left"/>
+      <w:pPr>
+        <w:ind w:left="5029" w:hanging="360"/>
+      </w:pPr>
+      <w:rPr>
+        <w:rFonts w:ascii="Wingdings" w:hAnsi="Wingdings" w:hint="default"/>
+      </w:rPr>
+    </w:lvl>
+    <w:lvl w:ilvl="6" w:tplc="240A0001" w:tentative="1">
+      <w:start w:val="1"/>
+      <w:numFmt w:val="bullet"/>
+      <w:lvlText w:val=""/>
+      <w:lvlJc w:val="left"/>
+      <w:pPr>
+        <w:ind w:left="5749" w:hanging="360"/>
+      </w:pPr>
+      <w:rPr>
+        <w:rFonts w:ascii="Symbol" w:hAnsi="Symbol" w:hint="default"/>
+      </w:rPr>
+    </w:lvl>
+    <w:lvl w:ilvl="7" w:tplc="240A0003" w:tentative="1">
+      <w:start w:val="1"/>
+      <w:numFmt w:val="bullet"/>
+      <w:lvlText w:val="o"/>
+      <w:lvlJc w:val="left"/>
+      <w:pPr>
+        <w:ind w:left="6469" w:hanging="360"/>
+      </w:pPr>
+      <w:rPr>
+        <w:rFonts w:ascii="Courier New" w:hAnsi="Courier New" w:cs="Courier New" w:hint="default"/>
+      </w:rPr>
+    </w:lvl>
+    <w:lvl w:ilvl="8" w:tplc="240A0005" w:tentative="1">
+      <w:start w:val="1"/>
+      <w:numFmt w:val="bullet"/>
+      <w:lvlText w:val=""/>
+      <w:lvlJc w:val="left"/>
+      <w:pPr>
+        <w:ind w:left="7189" w:hanging="360"/>
+      </w:pPr>
+      <w:rPr>
+        <w:rFonts w:ascii="Wingdings" w:hAnsi="Wingdings" w:hint="default"/>
+      </w:rPr>
+    </w:lvl>
+  </w:abstractNum>
+  <w:abstractNum w:abstractNumId="20" w15:restartNumberingAfterBreak="0">
     <w:nsid w:val="3BE73FF1"/>
     <w:multiLevelType w:val="hybridMultilevel"/>
     <w:tmpl w:val="764E251A"/>
@@ -13571,7 +14633,7 @@
       </w:rPr>
     </w:lvl>
   </w:abstractNum>
-  <w:abstractNum w:abstractNumId="20" w15:restartNumberingAfterBreak="0">
+  <w:abstractNum w:abstractNumId="21" w15:restartNumberingAfterBreak="0">
     <w:nsid w:val="3DDF6562"/>
     <w:multiLevelType w:val="multilevel"/>
     <w:tmpl w:val="6C7AF928"/>
@@ -13692,7 +14754,7 @@
       </w:rPr>
     </w:lvl>
   </w:abstractNum>
-  <w:abstractNum w:abstractNumId="21" w15:restartNumberingAfterBreak="0">
+  <w:abstractNum w:abstractNumId="22" w15:restartNumberingAfterBreak="0">
     <w:nsid w:val="40607099"/>
     <w:multiLevelType w:val="hybridMultilevel"/>
     <w:tmpl w:val="BBB45DF0"/>
@@ -13805,7 +14867,120 @@
       </w:rPr>
     </w:lvl>
   </w:abstractNum>
-  <w:abstractNum w:abstractNumId="22" w15:restartNumberingAfterBreak="0">
+  <w:abstractNum w:abstractNumId="23" w15:restartNumberingAfterBreak="0">
+    <w:nsid w:val="41E36662"/>
+    <w:multiLevelType w:val="hybridMultilevel"/>
+    <w:tmpl w:val="18E460DE"/>
+    <w:lvl w:ilvl="0" w:tplc="240A0001">
+      <w:start w:val="1"/>
+      <w:numFmt w:val="bullet"/>
+      <w:lvlText w:val=""/>
+      <w:lvlJc w:val="left"/>
+      <w:pPr>
+        <w:ind w:left="1429" w:hanging="360"/>
+      </w:pPr>
+      <w:rPr>
+        <w:rFonts w:ascii="Symbol" w:hAnsi="Symbol" w:hint="default"/>
+      </w:rPr>
+    </w:lvl>
+    <w:lvl w:ilvl="1" w:tplc="240A0003" w:tentative="1">
+      <w:start w:val="1"/>
+      <w:numFmt w:val="bullet"/>
+      <w:lvlText w:val="o"/>
+      <w:lvlJc w:val="left"/>
+      <w:pPr>
+        <w:ind w:left="2149" w:hanging="360"/>
+      </w:pPr>
+      <w:rPr>
+        <w:rFonts w:ascii="Courier New" w:hAnsi="Courier New" w:cs="Courier New" w:hint="default"/>
+      </w:rPr>
+    </w:lvl>
+    <w:lvl w:ilvl="2" w:tplc="240A0005" w:tentative="1">
+      <w:start w:val="1"/>
+      <w:numFmt w:val="bullet"/>
+      <w:lvlText w:val=""/>
+      <w:lvlJc w:val="left"/>
+      <w:pPr>
+        <w:ind w:left="2869" w:hanging="360"/>
+      </w:pPr>
+      <w:rPr>
+        <w:rFonts w:ascii="Wingdings" w:hAnsi="Wingdings" w:hint="default"/>
+      </w:rPr>
+    </w:lvl>
+    <w:lvl w:ilvl="3" w:tplc="240A0001" w:tentative="1">
+      <w:start w:val="1"/>
+      <w:numFmt w:val="bullet"/>
+      <w:lvlText w:val=""/>
+      <w:lvlJc w:val="left"/>
+      <w:pPr>
+        <w:ind w:left="3589" w:hanging="360"/>
+      </w:pPr>
+      <w:rPr>
+        <w:rFonts w:ascii="Symbol" w:hAnsi="Symbol" w:hint="default"/>
+      </w:rPr>
+    </w:lvl>
+    <w:lvl w:ilvl="4" w:tplc="240A0003" w:tentative="1">
+      <w:start w:val="1"/>
+      <w:numFmt w:val="bullet"/>
+      <w:lvlText w:val="o"/>
+      <w:lvlJc w:val="left"/>
+      <w:pPr>
+        <w:ind w:left="4309" w:hanging="360"/>
+      </w:pPr>
+      <w:rPr>
+        <w:rFonts w:ascii="Courier New" w:hAnsi="Courier New" w:cs="Courier New" w:hint="default"/>
+      </w:rPr>
+    </w:lvl>
+    <w:lvl w:ilvl="5" w:tplc="240A0005" w:tentative="1">
+      <w:start w:val="1"/>
+      <w:numFmt w:val="bullet"/>
+      <w:lvlText w:val=""/>
+      <w:lvlJc w:val="left"/>
+      <w:pPr>
+        <w:ind w:left="5029" w:hanging="360"/>
+      </w:pPr>
+      <w:rPr>
+        <w:rFonts w:ascii="Wingdings" w:hAnsi="Wingdings" w:hint="default"/>
+      </w:rPr>
+    </w:lvl>
+    <w:lvl w:ilvl="6" w:tplc="240A0001" w:tentative="1">
+      <w:start w:val="1"/>
+      <w:numFmt w:val="bullet"/>
+      <w:lvlText w:val=""/>
+      <w:lvlJc w:val="left"/>
+      <w:pPr>
+        <w:ind w:left="5749" w:hanging="360"/>
+      </w:pPr>
+      <w:rPr>
+        <w:rFonts w:ascii="Symbol" w:hAnsi="Symbol" w:hint="default"/>
+      </w:rPr>
+    </w:lvl>
+    <w:lvl w:ilvl="7" w:tplc="240A0003" w:tentative="1">
+      <w:start w:val="1"/>
+      <w:numFmt w:val="bullet"/>
+      <w:lvlText w:val="o"/>
+      <w:lvlJc w:val="left"/>
+      <w:pPr>
+        <w:ind w:left="6469" w:hanging="360"/>
+      </w:pPr>
+      <w:rPr>
+        <w:rFonts w:ascii="Courier New" w:hAnsi="Courier New" w:cs="Courier New" w:hint="default"/>
+      </w:rPr>
+    </w:lvl>
+    <w:lvl w:ilvl="8" w:tplc="240A0005" w:tentative="1">
+      <w:start w:val="1"/>
+      <w:numFmt w:val="bullet"/>
+      <w:lvlText w:val=""/>
+      <w:lvlJc w:val="left"/>
+      <w:pPr>
+        <w:ind w:left="7189" w:hanging="360"/>
+      </w:pPr>
+      <w:rPr>
+        <w:rFonts w:ascii="Wingdings" w:hAnsi="Wingdings" w:hint="default"/>
+      </w:rPr>
+    </w:lvl>
+  </w:abstractNum>
+  <w:abstractNum w:abstractNumId="24" w15:restartNumberingAfterBreak="0">
     <w:nsid w:val="43CD5A89"/>
     <w:multiLevelType w:val="hybridMultilevel"/>
     <w:tmpl w:val="2AEE44C8"/>
@@ -13918,7 +15093,7 @@
       </w:rPr>
     </w:lvl>
   </w:abstractNum>
-  <w:abstractNum w:abstractNumId="23" w15:restartNumberingAfterBreak="0">
+  <w:abstractNum w:abstractNumId="25" w15:restartNumberingAfterBreak="0">
     <w:nsid w:val="4A3F0511"/>
     <w:multiLevelType w:val="hybridMultilevel"/>
     <w:tmpl w:val="2334D310"/>
@@ -14031,7 +15206,7 @@
       </w:rPr>
     </w:lvl>
   </w:abstractNum>
-  <w:abstractNum w:abstractNumId="24" w15:restartNumberingAfterBreak="0">
+  <w:abstractNum w:abstractNumId="26" w15:restartNumberingAfterBreak="0">
     <w:nsid w:val="4D4C287F"/>
     <w:multiLevelType w:val="hybridMultilevel"/>
     <w:tmpl w:val="79ECBC36"/>
@@ -14144,7 +15319,7 @@
       </w:rPr>
     </w:lvl>
   </w:abstractNum>
-  <w:abstractNum w:abstractNumId="25" w15:restartNumberingAfterBreak="0">
+  <w:abstractNum w:abstractNumId="27" w15:restartNumberingAfterBreak="0">
     <w:nsid w:val="4EBE1EF6"/>
     <w:multiLevelType w:val="hybridMultilevel"/>
     <w:tmpl w:val="AF3C2E24"/>
@@ -14235,7 +15410,7 @@
       </w:pPr>
     </w:lvl>
   </w:abstractNum>
-  <w:abstractNum w:abstractNumId="26" w15:restartNumberingAfterBreak="0">
+  <w:abstractNum w:abstractNumId="28" w15:restartNumberingAfterBreak="0">
     <w:nsid w:val="5295573B"/>
     <w:multiLevelType w:val="hybridMultilevel"/>
     <w:tmpl w:val="6DBE8E9C"/>
@@ -14348,7 +15523,7 @@
       </w:rPr>
     </w:lvl>
   </w:abstractNum>
-  <w:abstractNum w:abstractNumId="27" w15:restartNumberingAfterBreak="0">
+  <w:abstractNum w:abstractNumId="29" w15:restartNumberingAfterBreak="0">
     <w:nsid w:val="540E56DB"/>
     <w:multiLevelType w:val="hybridMultilevel"/>
     <w:tmpl w:val="92FA2020"/>
@@ -14461,7 +15636,7 @@
       </w:rPr>
     </w:lvl>
   </w:abstractNum>
-  <w:abstractNum w:abstractNumId="28" w15:restartNumberingAfterBreak="0">
+  <w:abstractNum w:abstractNumId="30" w15:restartNumberingAfterBreak="0">
     <w:nsid w:val="558A6954"/>
     <w:multiLevelType w:val="hybridMultilevel"/>
     <w:tmpl w:val="F48AD82E"/>
@@ -14574,7 +15749,7 @@
       </w:rPr>
     </w:lvl>
   </w:abstractNum>
-  <w:abstractNum w:abstractNumId="29" w15:restartNumberingAfterBreak="0">
+  <w:abstractNum w:abstractNumId="31" w15:restartNumberingAfterBreak="0">
     <w:nsid w:val="55B67165"/>
     <w:multiLevelType w:val="hybridMultilevel"/>
     <w:tmpl w:val="15688F8A"/>
@@ -14687,7 +15862,7 @@
       </w:rPr>
     </w:lvl>
   </w:abstractNum>
-  <w:abstractNum w:abstractNumId="30" w15:restartNumberingAfterBreak="0">
+  <w:abstractNum w:abstractNumId="32" w15:restartNumberingAfterBreak="0">
     <w:nsid w:val="577F79A8"/>
     <w:multiLevelType w:val="hybridMultilevel"/>
     <w:tmpl w:val="FE6C2E82"/>
@@ -14800,7 +15975,7 @@
       </w:rPr>
     </w:lvl>
   </w:abstractNum>
-  <w:abstractNum w:abstractNumId="31" w15:restartNumberingAfterBreak="0">
+  <w:abstractNum w:abstractNumId="33" w15:restartNumberingAfterBreak="0">
     <w:nsid w:val="587D079C"/>
     <w:multiLevelType w:val="hybridMultilevel"/>
     <w:tmpl w:val="1E34377E"/>
@@ -14913,7 +16088,7 @@
       </w:rPr>
     </w:lvl>
   </w:abstractNum>
-  <w:abstractNum w:abstractNumId="32" w15:restartNumberingAfterBreak="0">
+  <w:abstractNum w:abstractNumId="34" w15:restartNumberingAfterBreak="0">
     <w:nsid w:val="5ADD17D0"/>
     <w:multiLevelType w:val="hybridMultilevel"/>
     <w:tmpl w:val="85BAD260"/>
@@ -15003,7 +16178,7 @@
       </w:pPr>
     </w:lvl>
   </w:abstractNum>
-  <w:abstractNum w:abstractNumId="33" w15:restartNumberingAfterBreak="0">
+  <w:abstractNum w:abstractNumId="35" w15:restartNumberingAfterBreak="0">
     <w:nsid w:val="60295B9B"/>
     <w:multiLevelType w:val="hybridMultilevel"/>
     <w:tmpl w:val="154EB86A"/>
@@ -15116,7 +16291,7 @@
       </w:rPr>
     </w:lvl>
   </w:abstractNum>
-  <w:abstractNum w:abstractNumId="34" w15:restartNumberingAfterBreak="0">
+  <w:abstractNum w:abstractNumId="36" w15:restartNumberingAfterBreak="0">
     <w:nsid w:val="68D33C77"/>
     <w:multiLevelType w:val="hybridMultilevel"/>
     <w:tmpl w:val="A5761F40"/>
@@ -15229,7 +16404,7 @@
       </w:rPr>
     </w:lvl>
   </w:abstractNum>
-  <w:abstractNum w:abstractNumId="35" w15:restartNumberingAfterBreak="0">
+  <w:abstractNum w:abstractNumId="37" w15:restartNumberingAfterBreak="0">
     <w:nsid w:val="6E28320B"/>
     <w:multiLevelType w:val="hybridMultilevel"/>
     <w:tmpl w:val="0936B7BC"/>
@@ -15342,7 +16517,7 @@
       </w:rPr>
     </w:lvl>
   </w:abstractNum>
-  <w:abstractNum w:abstractNumId="36" w15:restartNumberingAfterBreak="0">
+  <w:abstractNum w:abstractNumId="38" w15:restartNumberingAfterBreak="0">
     <w:nsid w:val="6EBF61CE"/>
     <w:multiLevelType w:val="hybridMultilevel"/>
     <w:tmpl w:val="C4D80412"/>
@@ -15455,7 +16630,7 @@
       </w:rPr>
     </w:lvl>
   </w:abstractNum>
-  <w:abstractNum w:abstractNumId="37" w15:restartNumberingAfterBreak="0">
+  <w:abstractNum w:abstractNumId="39" w15:restartNumberingAfterBreak="0">
     <w:nsid w:val="73D92668"/>
     <w:multiLevelType w:val="hybridMultilevel"/>
     <w:tmpl w:val="440E515E"/>
@@ -15568,7 +16743,120 @@
       </w:rPr>
     </w:lvl>
   </w:abstractNum>
-  <w:abstractNum w:abstractNumId="38" w15:restartNumberingAfterBreak="0">
+  <w:abstractNum w:abstractNumId="40" w15:restartNumberingAfterBreak="0">
+    <w:nsid w:val="74D431F3"/>
+    <w:multiLevelType w:val="hybridMultilevel"/>
+    <w:tmpl w:val="DD0E18EC"/>
+    <w:lvl w:ilvl="0" w:tplc="240A0001">
+      <w:start w:val="1"/>
+      <w:numFmt w:val="bullet"/>
+      <w:lvlText w:val=""/>
+      <w:lvlJc w:val="left"/>
+      <w:pPr>
+        <w:ind w:left="1429" w:hanging="360"/>
+      </w:pPr>
+      <w:rPr>
+        <w:rFonts w:ascii="Symbol" w:hAnsi="Symbol" w:hint="default"/>
+      </w:rPr>
+    </w:lvl>
+    <w:lvl w:ilvl="1" w:tplc="240A0003" w:tentative="1">
+      <w:start w:val="1"/>
+      <w:numFmt w:val="bullet"/>
+      <w:lvlText w:val="o"/>
+      <w:lvlJc w:val="left"/>
+      <w:pPr>
+        <w:ind w:left="2149" w:hanging="360"/>
+      </w:pPr>
+      <w:rPr>
+        <w:rFonts w:ascii="Courier New" w:hAnsi="Courier New" w:cs="Courier New" w:hint="default"/>
+      </w:rPr>
+    </w:lvl>
+    <w:lvl w:ilvl="2" w:tplc="240A0005" w:tentative="1">
+      <w:start w:val="1"/>
+      <w:numFmt w:val="bullet"/>
+      <w:lvlText w:val=""/>
+      <w:lvlJc w:val="left"/>
+      <w:pPr>
+        <w:ind w:left="2869" w:hanging="360"/>
+      </w:pPr>
+      <w:rPr>
+        <w:rFonts w:ascii="Wingdings" w:hAnsi="Wingdings" w:hint="default"/>
+      </w:rPr>
+    </w:lvl>
+    <w:lvl w:ilvl="3" w:tplc="240A0001" w:tentative="1">
+      <w:start w:val="1"/>
+      <w:numFmt w:val="bullet"/>
+      <w:lvlText w:val=""/>
+      <w:lvlJc w:val="left"/>
+      <w:pPr>
+        <w:ind w:left="3589" w:hanging="360"/>
+      </w:pPr>
+      <w:rPr>
+        <w:rFonts w:ascii="Symbol" w:hAnsi="Symbol" w:hint="default"/>
+      </w:rPr>
+    </w:lvl>
+    <w:lvl w:ilvl="4" w:tplc="240A0003" w:tentative="1">
+      <w:start w:val="1"/>
+      <w:numFmt w:val="bullet"/>
+      <w:lvlText w:val="o"/>
+      <w:lvlJc w:val="left"/>
+      <w:pPr>
+        <w:ind w:left="4309" w:hanging="360"/>
+      </w:pPr>
+      <w:rPr>
+        <w:rFonts w:ascii="Courier New" w:hAnsi="Courier New" w:cs="Courier New" w:hint="default"/>
+      </w:rPr>
+    </w:lvl>
+    <w:lvl w:ilvl="5" w:tplc="240A0005" w:tentative="1">
+      <w:start w:val="1"/>
+      <w:numFmt w:val="bullet"/>
+      <w:lvlText w:val=""/>
+      <w:lvlJc w:val="left"/>
+      <w:pPr>
+        <w:ind w:left="5029" w:hanging="360"/>
+      </w:pPr>
+      <w:rPr>
+        <w:rFonts w:ascii="Wingdings" w:hAnsi="Wingdings" w:hint="default"/>
+      </w:rPr>
+    </w:lvl>
+    <w:lvl w:ilvl="6" w:tplc="240A0001" w:tentative="1">
+      <w:start w:val="1"/>
+      <w:numFmt w:val="bullet"/>
+      <w:lvlText w:val=""/>
+      <w:lvlJc w:val="left"/>
+      <w:pPr>
+        <w:ind w:left="5749" w:hanging="360"/>
+      </w:pPr>
+      <w:rPr>
+        <w:rFonts w:ascii="Symbol" w:hAnsi="Symbol" w:hint="default"/>
+      </w:rPr>
+    </w:lvl>
+    <w:lvl w:ilvl="7" w:tplc="240A0003" w:tentative="1">
+      <w:start w:val="1"/>
+      <w:numFmt w:val="bullet"/>
+      <w:lvlText w:val="o"/>
+      <w:lvlJc w:val="left"/>
+      <w:pPr>
+        <w:ind w:left="6469" w:hanging="360"/>
+      </w:pPr>
+      <w:rPr>
+        <w:rFonts w:ascii="Courier New" w:hAnsi="Courier New" w:cs="Courier New" w:hint="default"/>
+      </w:rPr>
+    </w:lvl>
+    <w:lvl w:ilvl="8" w:tplc="240A0005" w:tentative="1">
+      <w:start w:val="1"/>
+      <w:numFmt w:val="bullet"/>
+      <w:lvlText w:val=""/>
+      <w:lvlJc w:val="left"/>
+      <w:pPr>
+        <w:ind w:left="7189" w:hanging="360"/>
+      </w:pPr>
+      <w:rPr>
+        <w:rFonts w:ascii="Wingdings" w:hAnsi="Wingdings" w:hint="default"/>
+      </w:rPr>
+    </w:lvl>
+  </w:abstractNum>
+  <w:abstractNum w:abstractNumId="41" w15:restartNumberingAfterBreak="0">
     <w:nsid w:val="7C4943EE"/>
     <w:multiLevelType w:val="hybridMultilevel"/>
     <w:tmpl w:val="A58EA9AA"/>
@@ -15681,7 +16969,7 @@
       </w:rPr>
     </w:lvl>
   </w:abstractNum>
-  <w:abstractNum w:abstractNumId="39" w15:restartNumberingAfterBreak="0">
+  <w:abstractNum w:abstractNumId="42" w15:restartNumberingAfterBreak="0">
     <w:nsid w:val="7C5819B0"/>
     <w:multiLevelType w:val="hybridMultilevel"/>
     <w:tmpl w:val="4CB88EB8"/>
@@ -15794,132 +17082,141 @@
       </w:rPr>
     </w:lvl>
   </w:abstractNum>
-  <w:num w:numId="1" w16cid:durableId="1149444712">
+  <w:num w:numId="1">
     <w:abstractNumId w:val="0"/>
   </w:num>
-  <w:num w:numId="2" w16cid:durableId="940188192">
+  <w:num w:numId="2">
     <w:abstractNumId w:val="11"/>
   </w:num>
-  <w:num w:numId="3" w16cid:durableId="1837332096">
+  <w:num w:numId="3">
+    <w:abstractNumId w:val="27"/>
+  </w:num>
+  <w:num w:numId="4">
+    <w:abstractNumId w:val="18"/>
+  </w:num>
+  <w:num w:numId="5">
+    <w:abstractNumId w:val="21"/>
+  </w:num>
+  <w:num w:numId="6">
+    <w:abstractNumId w:val="12"/>
+  </w:num>
+  <w:num w:numId="7">
+    <w:abstractNumId w:val="30"/>
+  </w:num>
+  <w:num w:numId="8">
+    <w:abstractNumId w:val="22"/>
+  </w:num>
+  <w:num w:numId="9">
+    <w:abstractNumId w:val="8"/>
+  </w:num>
+  <w:num w:numId="10">
+    <w:abstractNumId w:val="41"/>
+  </w:num>
+  <w:num w:numId="11">
+    <w:abstractNumId w:val="13"/>
+  </w:num>
+  <w:num w:numId="12">
+    <w:abstractNumId w:val="20"/>
+  </w:num>
+  <w:num w:numId="13">
+    <w:abstractNumId w:val="10"/>
+  </w:num>
+  <w:num w:numId="14">
+    <w:abstractNumId w:val="7"/>
+  </w:num>
+  <w:num w:numId="15">
+    <w:abstractNumId w:val="1"/>
+  </w:num>
+  <w:num w:numId="16">
+    <w:abstractNumId w:val="3"/>
+  </w:num>
+  <w:num w:numId="17">
+    <w:abstractNumId w:val="9"/>
+  </w:num>
+  <w:num w:numId="18">
+    <w:abstractNumId w:val="32"/>
+  </w:num>
+  <w:num w:numId="19">
+    <w:abstractNumId w:val="24"/>
+  </w:num>
+  <w:num w:numId="20">
+    <w:abstractNumId w:val="26"/>
+  </w:num>
+  <w:num w:numId="21">
+    <w:abstractNumId w:val="34"/>
+  </w:num>
+  <w:num w:numId="22">
+    <w:abstractNumId w:val="28"/>
+  </w:num>
+  <w:num w:numId="23">
     <w:abstractNumId w:val="25"/>
   </w:num>
-  <w:num w:numId="4" w16cid:durableId="893387913">
-    <w:abstractNumId w:val="18"/>
-  </w:num>
-  <w:num w:numId="5" w16cid:durableId="1415085333">
-    <w:abstractNumId w:val="20"/>
-  </w:num>
-  <w:num w:numId="6" w16cid:durableId="1977641480">
-    <w:abstractNumId w:val="12"/>
-  </w:num>
-  <w:num w:numId="7" w16cid:durableId="1381511708">
-    <w:abstractNumId w:val="28"/>
-  </w:num>
-  <w:num w:numId="8" w16cid:durableId="229773494">
-    <w:abstractNumId w:val="21"/>
-  </w:num>
-  <w:num w:numId="9" w16cid:durableId="1443266392">
-    <w:abstractNumId w:val="8"/>
-  </w:num>
-  <w:num w:numId="10" w16cid:durableId="769013264">
+  <w:num w:numId="24">
     <w:abstractNumId w:val="38"/>
   </w:num>
-  <w:num w:numId="11" w16cid:durableId="682820411">
-    <w:abstractNumId w:val="13"/>
+  <w:num w:numId="25">
+    <w:abstractNumId w:val="33"/>
   </w:num>
-  <w:num w:numId="12" w16cid:durableId="1538734803">
+  <w:num w:numId="26">
+    <w:abstractNumId w:val="42"/>
+  </w:num>
+  <w:num w:numId="27">
+    <w:abstractNumId w:val="4"/>
+  </w:num>
+  <w:num w:numId="28">
+    <w:abstractNumId w:val="16"/>
+  </w:num>
+  <w:num w:numId="29">
+    <w:abstractNumId w:val="31"/>
+  </w:num>
+  <w:num w:numId="30">
+    <w:abstractNumId w:val="15"/>
+  </w:num>
+  <w:num w:numId="31">
+    <w:abstractNumId w:val="14"/>
+  </w:num>
+  <w:num w:numId="32">
+    <w:abstractNumId w:val="5"/>
+  </w:num>
+  <w:num w:numId="33">
+    <w:abstractNumId w:val="36"/>
+  </w:num>
+  <w:num w:numId="34">
+    <w:abstractNumId w:val="29"/>
+  </w:num>
+  <w:num w:numId="35">
+    <w:abstractNumId w:val="17"/>
+  </w:num>
+  <w:num w:numId="36">
+    <w:abstractNumId w:val="6"/>
+  </w:num>
+  <w:num w:numId="37">
+    <w:abstractNumId w:val="37"/>
+  </w:num>
+  <w:num w:numId="38">
+    <w:abstractNumId w:val="39"/>
+  </w:num>
+  <w:num w:numId="39">
+    <w:abstractNumId w:val="35"/>
+  </w:num>
+  <w:num w:numId="40">
+    <w:abstractNumId w:val="2"/>
+  </w:num>
+  <w:num w:numId="41">
+    <w:abstractNumId w:val="23"/>
+  </w:num>
+  <w:num w:numId="42">
     <w:abstractNumId w:val="19"/>
   </w:num>
-  <w:num w:numId="13" w16cid:durableId="42948995">
-    <w:abstractNumId w:val="10"/>
-  </w:num>
-  <w:num w:numId="14" w16cid:durableId="55595585">
-    <w:abstractNumId w:val="7"/>
-  </w:num>
-  <w:num w:numId="15" w16cid:durableId="805901520">
-    <w:abstractNumId w:val="1"/>
-  </w:num>
-  <w:num w:numId="16" w16cid:durableId="688604315">
-    <w:abstractNumId w:val="3"/>
-  </w:num>
-  <w:num w:numId="17" w16cid:durableId="757597766">
-    <w:abstractNumId w:val="9"/>
-  </w:num>
-  <w:num w:numId="18" w16cid:durableId="1543593319">
-    <w:abstractNumId w:val="30"/>
-  </w:num>
-  <w:num w:numId="19" w16cid:durableId="2049524114">
-    <w:abstractNumId w:val="22"/>
-  </w:num>
-  <w:num w:numId="20" w16cid:durableId="2035418619">
-    <w:abstractNumId w:val="24"/>
-  </w:num>
-  <w:num w:numId="21" w16cid:durableId="2093090070">
-    <w:abstractNumId w:val="32"/>
-  </w:num>
-  <w:num w:numId="22" w16cid:durableId="504593747">
-    <w:abstractNumId w:val="26"/>
-  </w:num>
-  <w:num w:numId="23" w16cid:durableId="1175847430">
-    <w:abstractNumId w:val="23"/>
-  </w:num>
-  <w:num w:numId="24" w16cid:durableId="227423963">
-    <w:abstractNumId w:val="36"/>
-  </w:num>
-  <w:num w:numId="25" w16cid:durableId="618685511">
-    <w:abstractNumId w:val="31"/>
-  </w:num>
-  <w:num w:numId="26" w16cid:durableId="583495352">
-    <w:abstractNumId w:val="39"/>
-  </w:num>
-  <w:num w:numId="27" w16cid:durableId="324207946">
-    <w:abstractNumId w:val="4"/>
-  </w:num>
-  <w:num w:numId="28" w16cid:durableId="858466578">
-    <w:abstractNumId w:val="16"/>
-  </w:num>
-  <w:num w:numId="29" w16cid:durableId="991055969">
-    <w:abstractNumId w:val="29"/>
-  </w:num>
-  <w:num w:numId="30" w16cid:durableId="1501434220">
-    <w:abstractNumId w:val="15"/>
-  </w:num>
-  <w:num w:numId="31" w16cid:durableId="1747069390">
-    <w:abstractNumId w:val="14"/>
-  </w:num>
-  <w:num w:numId="32" w16cid:durableId="1426225114">
-    <w:abstractNumId w:val="5"/>
-  </w:num>
-  <w:num w:numId="33" w16cid:durableId="376441445">
-    <w:abstractNumId w:val="34"/>
-  </w:num>
-  <w:num w:numId="34" w16cid:durableId="67264353">
-    <w:abstractNumId w:val="27"/>
-  </w:num>
-  <w:num w:numId="35" w16cid:durableId="2101833346">
-    <w:abstractNumId w:val="17"/>
-  </w:num>
-  <w:num w:numId="36" w16cid:durableId="838810943">
-    <w:abstractNumId w:val="6"/>
-  </w:num>
-  <w:num w:numId="37" w16cid:durableId="2004702968">
-    <w:abstractNumId w:val="35"/>
-  </w:num>
-  <w:num w:numId="38" w16cid:durableId="1381904309">
-    <w:abstractNumId w:val="37"/>
-  </w:num>
-  <w:num w:numId="39" w16cid:durableId="1970940714">
-    <w:abstractNumId w:val="33"/>
-  </w:num>
-  <w:num w:numId="40" w16cid:durableId="196086006">
-    <w:abstractNumId w:val="2"/>
+  <w:num w:numId="43">
+    <w:abstractNumId w:val="40"/>
   </w:num>
   <w:numIdMacAtCleanup w:val="21"/>
 </w:numbering>
 </file>
 
 <file path=word/styles.xml><?xml version="1.0" encoding="utf-8"?>
-<w:styles xmlns:mc="http://schemas.openxmlformats.org/markup-compatibility/2006" xmlns:r="http://schemas.openxmlformats.org/officeDocument/2006/relationships" xmlns:w="http://schemas.openxmlformats.org/wordprocessingml/2006/main" xmlns:w14="http://schemas.microsoft.com/office/word/2010/wordml" xmlns:w15="http://schemas.microsoft.com/office/word/2012/wordml" xmlns:w16cex="http://schemas.microsoft.com/office/word/2018/wordml/cex" xmlns:w16cid="http://schemas.microsoft.com/office/word/2016/wordml/cid" xmlns:w16="http://schemas.microsoft.com/office/word/2018/wordml" xmlns:w16du="http://schemas.microsoft.com/office/word/2023/wordml/word16du" xmlns:w16sdtdh="http://schemas.microsoft.com/office/word/2020/wordml/sdtdatahash" xmlns:w16sdtfl="http://schemas.microsoft.com/office/word/2024/wordml/sdtformatlock" xmlns:w16se="http://schemas.microsoft.com/office/word/2015/wordml/symex" mc:Ignorable="w14 w15 w16se w16cid w16 w16cex w16sdtdh w16sdtfl w16du">
+<w:styles xmlns:mc="http://schemas.openxmlformats.org/markup-compatibility/2006" xmlns:r="http://schemas.openxmlformats.org/officeDocument/2006/relationships" xmlns:w="http://schemas.openxmlformats.org/wordprocessingml/2006/main" xmlns:w14="http://schemas.microsoft.com/office/word/2010/wordml" xmlns:w15="http://schemas.microsoft.com/office/word/2012/wordml" xmlns:w16cex="http://schemas.microsoft.com/office/word/2018/wordml/cex" xmlns:w16cid="http://schemas.microsoft.com/office/word/2016/wordml/cid" xmlns:w16="http://schemas.microsoft.com/office/word/2018/wordml" xmlns:w16sdtdh="http://schemas.microsoft.com/office/word/2020/wordml/sdtdatahash" xmlns:w16se="http://schemas.microsoft.com/office/word/2015/wordml/symex" mc:Ignorable="w14 w15 w16se w16cid w16 w16cex w16sdtdh">
   <w:docDefaults>
     <w:rPrDefault>
       <w:rPr>
@@ -17267,7 +18564,7 @@
       </w:rPr>
     </w:tblStylePr>
   </w:style>
-  <w:style w:type="character" w:styleId="Fuerte">
+  <w:style w:type="character" w:styleId="Textoennegrita">
     <w:name w:val="Strong"/>
     <w:basedOn w:val="Fuentedeprrafopredeter"/>
     <w:uiPriority w:val="22"/>
@@ -17811,10 +19108,6 @@
 </file>
 
 <file path=customXml/item1.xml><?xml version="1.0" encoding="utf-8"?>
-<b:Sources xmlns:b="http://schemas.openxmlformats.org/officeDocument/2006/bibliography" xmlns="http://schemas.openxmlformats.org/officeDocument/2006/bibliography" SelectedStyle="\APASixthEditionOfficeOnline.xsl" StyleName="APA" Version="6"/>
-</file>
-
-<file path=customXml/item2.xml><?xml version="1.0" encoding="utf-8"?>
 <ct:contentTypeSchema xmlns:ct="http://schemas.microsoft.com/office/2006/metadata/contentType" xmlns:ma="http://schemas.microsoft.com/office/2006/metadata/properties/metaAttributes" ct:_="" ma:_="" ma:contentTypeName="Documento" ma:contentTypeID="0x01010005252A1EF3BD024F856B47B579AB5244" ma:contentTypeVersion="13" ma:contentTypeDescription="Crear nuevo documento." ma:contentTypeScope="" ma:versionID="ddfaac56a287547bce89452cd31c5884">
   <xsd:schema xmlns:xsd="http://www.w3.org/2001/XMLSchema" xmlns:xs="http://www.w3.org/2001/XMLSchema" xmlns:p="http://schemas.microsoft.com/office/2006/metadata/properties" xmlns:ns2="42760c81-fd8e-4d59-8953-7cdb9f38b14f" xmlns:ns3="67a0edcd-0de5-43ed-8c27-e32f38a00c91" targetNamespace="http://schemas.microsoft.com/office/2006/metadata/properties" ma:root="true" ma:fieldsID="5ac878f7c8dbf4633d03f1982e859186" ns2:_="" ns3:_="">
     <xsd:import namespace="42760c81-fd8e-4d59-8953-7cdb9f38b14f"/>
@@ -18021,13 +19314,17 @@
 </ct:contentTypeSchema>
 </file>
 
+<file path=customXml/item2.xml><?xml version="1.0" encoding="utf-8"?>
+<b:Sources xmlns:b="http://schemas.openxmlformats.org/officeDocument/2006/bibliography" xmlns="http://schemas.openxmlformats.org/officeDocument/2006/bibliography" SelectedStyle="\APASixthEditionOfficeOnline.xsl" StyleName="APA" Version="6"/>
+</file>
+
 <file path=customXml/item3.xml><?xml version="1.0" encoding="utf-8"?>
 <p:properties xmlns:p="http://schemas.microsoft.com/office/2006/metadata/properties" xmlns:xsi="http://www.w3.org/2001/XMLSchema-instance" xmlns:pc="http://schemas.microsoft.com/office/infopath/2007/PartnerControls">
   <documentManagement>
-    <TaxCatchAll xmlns="67a0edcd-0de5-43ed-8c27-e32f38a00c91" xsi:nil="true"/>
     <lcf76f155ced4ddcb4097134ff3c332f xmlns="42760c81-fd8e-4d59-8953-7cdb9f38b14f">
       <Terms xmlns="http://schemas.microsoft.com/office/infopath/2007/PartnerControls"/>
     </lcf76f155ced4ddcb4097134ff3c332f>
+    <TaxCatchAll xmlns="67a0edcd-0de5-43ed-8c27-e32f38a00c91"/>
   </documentManagement>
 </p:properties>
 </file>
@@ -18042,6 +19339,25 @@
 </file>
 
 <file path=customXml/itemProps1.xml><?xml version="1.0" encoding="utf-8"?>
+<ds:datastoreItem xmlns:ds="http://schemas.openxmlformats.org/officeDocument/2006/customXml" ds:itemID="{5F6AA632-FCC8-45DF-B87F-C1100744DF5B}">
+  <ds:schemaRefs>
+    <ds:schemaRef ds:uri="http://schemas.microsoft.com/office/2006/metadata/contentType"/>
+    <ds:schemaRef ds:uri="http://schemas.microsoft.com/office/2006/metadata/properties/metaAttributes"/>
+    <ds:schemaRef ds:uri="http://www.w3.org/2001/XMLSchema"/>
+    <ds:schemaRef ds:uri="http://schemas.microsoft.com/office/2006/metadata/properties"/>
+    <ds:schemaRef ds:uri="42760c81-fd8e-4d59-8953-7cdb9f38b14f"/>
+    <ds:schemaRef ds:uri="67a0edcd-0de5-43ed-8c27-e32f38a00c91"/>
+    <ds:schemaRef ds:uri="http://schemas.microsoft.com/office/2006/documentManagement/types"/>
+    <ds:schemaRef ds:uri="http://schemas.microsoft.com/office/infopath/2007/PartnerControls"/>
+    <ds:schemaRef ds:uri="http://schemas.openxmlformats.org/package/2006/metadata/core-properties"/>
+    <ds:schemaRef ds:uri="http://purl.org/dc/elements/1.1/"/>
+    <ds:schemaRef ds:uri="http://purl.org/dc/terms/"/>
+    <ds:schemaRef ds:uri="http://schemas.microsoft.com/internal/obd"/>
+  </ds:schemaRefs>
+</ds:datastoreItem>
+</file>
+
+<file path=customXml/itemProps2.xml><?xml version="1.0" encoding="utf-8"?>
 <ds:datastoreItem xmlns:ds="http://schemas.openxmlformats.org/officeDocument/2006/customXml" ds:itemID="{EAE431FD-7059-4C09-804B-C9D69EB7B213}">
   <ds:schemaRefs>
     <ds:schemaRef ds:uri="http://schemas.openxmlformats.org/officeDocument/2006/bibliography"/>
@@ -18049,17 +19365,13 @@
 </ds:datastoreItem>
 </file>
 
-<file path=customXml/itemProps2.xml><?xml version="1.0" encoding="utf-8"?>
-<ds:datastoreItem xmlns:ds="http://schemas.openxmlformats.org/officeDocument/2006/customXml" ds:itemID="{35343DBC-7B20-41FD-AFB6-5B998D787B43}"/>
-</file>
-
 <file path=customXml/itemProps3.xml><?xml version="1.0" encoding="utf-8"?>
-<ds:datastoreItem xmlns:ds="http://schemas.openxmlformats.org/officeDocument/2006/customXml" ds:itemID="{1279454D-02BE-4A9C-A117-DCD1573E2608}">
+<ds:datastoreItem xmlns:ds="http://schemas.openxmlformats.org/officeDocument/2006/customXml" ds:itemID="{6C3AA0C2-A632-4FF9-B081-08CC8916AE4E}">
   <ds:schemaRefs>
     <ds:schemaRef ds:uri="http://schemas.microsoft.com/office/2006/metadata/properties"/>
     <ds:schemaRef ds:uri="http://schemas.microsoft.com/office/infopath/2007/PartnerControls"/>
+    <ds:schemaRef ds:uri="42760c81-fd8e-4d59-8953-7cdb9f38b14f"/>
     <ds:schemaRef ds:uri="67a0edcd-0de5-43ed-8c27-e32f38a00c91"/>
-    <ds:schemaRef ds:uri="42760c81-fd8e-4d59-8953-7cdb9f38b14f"/>
   </ds:schemaRefs>
 </ds:datastoreItem>
 </file>
